--- a/templates/plananual/QUECHUA 1° A 5°/QUECHUA 4° - PROGRAMACIÓN ANUAL 2026.docx
+++ b/templates/plananual/QUECHUA 1° A 5°/QUECHUA 4° - PROGRAMACIÓN ANUAL 2026.docx
@@ -280,7 +280,31 @@
                                   <w:sz w:val="32"/>
                                   <w:szCs w:val="32"/>
                                 </w:rPr>
-                                <w:t>{{anio}}</w:t>
+                                <w:t>{{</w:t>
+                              </w:r>
+                              <w:proofErr w:type="spellStart"/>
+                              <w:r>
+                                <w:rPr>
+                                  <w:rFonts w:ascii="Aptos ExtraBold" w:hAnsi="Aptos ExtraBold" w:cs="Times New Roman"/>
+                                  <w:b/>
+                                  <w:bCs/>
+                                  <w:color w:val="FFFFFF" w:themeColor="background1"/>
+                                  <w:sz w:val="32"/>
+                                  <w:szCs w:val="32"/>
+                                </w:rPr>
+                                <w:t>anio</w:t>
+                              </w:r>
+                              <w:proofErr w:type="spellEnd"/>
+                              <w:r>
+                                <w:rPr>
+                                  <w:rFonts w:ascii="Aptos ExtraBold" w:hAnsi="Aptos ExtraBold" w:cs="Times New Roman"/>
+                                  <w:b/>
+                                  <w:bCs/>
+                                  <w:color w:val="FFFFFF" w:themeColor="background1"/>
+                                  <w:sz w:val="32"/>
+                                  <w:szCs w:val="32"/>
+                                </w:rPr>
+                                <w:t>}}</w:t>
                               </w:r>
                             </w:p>
                           </w:txbxContent>
@@ -643,7 +667,25 @@
                 <w:sz w:val="20"/>
                 <w:szCs w:val="20"/>
               </w:rPr>
-              <w:t>{{dre}}</w:t>
+              <w:t>{{</w:t>
+            </w:r>
+            <w:proofErr w:type="spellStart"/>
+            <w:r>
+              <w:rPr>
+                <w:rFonts w:ascii="Arial Nova Cond" w:hAnsi="Arial Nova Cond" w:cs="Times New Roman"/>
+                <w:sz w:val="20"/>
+                <w:szCs w:val="20"/>
+              </w:rPr>
+              <w:t>dre</w:t>
+            </w:r>
+            <w:proofErr w:type="spellEnd"/>
+            <w:r>
+              <w:rPr>
+                <w:rFonts w:ascii="Arial Nova Cond" w:hAnsi="Arial Nova Cond" w:cs="Times New Roman"/>
+                <w:sz w:val="20"/>
+                <w:szCs w:val="20"/>
+              </w:rPr>
+              <w:t>}}</w:t>
             </w:r>
           </w:p>
         </w:tc>
@@ -689,7 +731,25 @@
                 <w:sz w:val="20"/>
                 <w:szCs w:val="20"/>
               </w:rPr>
-              <w:t>{{area}}</w:t>
+              <w:t>{{</w:t>
+            </w:r>
+            <w:proofErr w:type="spellStart"/>
+            <w:r>
+              <w:rPr>
+                <w:rFonts w:ascii="Arial Nova Cond" w:hAnsi="Arial Nova Cond" w:cs="Times New Roman"/>
+                <w:sz w:val="20"/>
+                <w:szCs w:val="20"/>
+              </w:rPr>
+              <w:t>area</w:t>
+            </w:r>
+            <w:proofErr w:type="spellEnd"/>
+            <w:r>
+              <w:rPr>
+                <w:rFonts w:ascii="Arial Nova Cond" w:hAnsi="Arial Nova Cond" w:cs="Times New Roman"/>
+                <w:sz w:val="20"/>
+                <w:szCs w:val="20"/>
+              </w:rPr>
+              <w:t>}}</w:t>
             </w:r>
           </w:p>
         </w:tc>
@@ -806,7 +866,25 @@
                 <w:sz w:val="20"/>
                 <w:szCs w:val="20"/>
               </w:rPr>
-              <w:t>{{ugel}}</w:t>
+              <w:t>{{</w:t>
+            </w:r>
+            <w:proofErr w:type="spellStart"/>
+            <w:r>
+              <w:rPr>
+                <w:rFonts w:ascii="Arial Nova Cond" w:hAnsi="Arial Nova Cond" w:cs="Times New Roman"/>
+                <w:sz w:val="20"/>
+                <w:szCs w:val="20"/>
+              </w:rPr>
+              <w:t>ugel</w:t>
+            </w:r>
+            <w:proofErr w:type="spellEnd"/>
+            <w:r>
+              <w:rPr>
+                <w:rFonts w:ascii="Arial Nova Cond" w:hAnsi="Arial Nova Cond" w:cs="Times New Roman"/>
+                <w:sz w:val="20"/>
+                <w:szCs w:val="20"/>
+              </w:rPr>
+              <w:t>}}</w:t>
             </w:r>
           </w:p>
         </w:tc>
@@ -829,7 +907,25 @@
                 <w:sz w:val="20"/>
                 <w:szCs w:val="20"/>
               </w:rPr>
-              <w:t>{{cordinador}}</w:t>
+              <w:t>{{</w:t>
+            </w:r>
+            <w:proofErr w:type="spellStart"/>
+            <w:r>
+              <w:rPr>
+                <w:rFonts w:ascii="Arial Nova Cond" w:hAnsi="Arial Nova Cond" w:cs="Times New Roman"/>
+                <w:sz w:val="20"/>
+                <w:szCs w:val="20"/>
+              </w:rPr>
+              <w:t>cordinador</w:t>
+            </w:r>
+            <w:proofErr w:type="spellEnd"/>
+            <w:r>
+              <w:rPr>
+                <w:rFonts w:ascii="Arial Nova Cond" w:hAnsi="Arial Nova Cond" w:cs="Times New Roman"/>
+                <w:sz w:val="20"/>
+                <w:szCs w:val="20"/>
+              </w:rPr>
+              <w:t>}}</w:t>
             </w:r>
           </w:p>
         </w:tc>
@@ -980,7 +1076,25 @@
                 <w:sz w:val="20"/>
                 <w:szCs w:val="20"/>
               </w:rPr>
-              <w:t>{{institucioneducativa}}</w:t>
+              <w:t>{{</w:t>
+            </w:r>
+            <w:proofErr w:type="spellStart"/>
+            <w:r>
+              <w:rPr>
+                <w:rFonts w:ascii="Arial Nova Cond" w:hAnsi="Arial Nova Cond" w:cs="Times New Roman"/>
+                <w:sz w:val="20"/>
+                <w:szCs w:val="20"/>
+              </w:rPr>
+              <w:t>institucioneducativa</w:t>
+            </w:r>
+            <w:proofErr w:type="spellEnd"/>
+            <w:r>
+              <w:rPr>
+                <w:rFonts w:ascii="Arial Nova Cond" w:hAnsi="Arial Nova Cond" w:cs="Times New Roman"/>
+                <w:sz w:val="20"/>
+                <w:szCs w:val="20"/>
+              </w:rPr>
+              <w:t>}}</w:t>
             </w:r>
           </w:p>
         </w:tc>
@@ -4061,7 +4175,25 @@
                 <w:bCs/>
                 <w:lang w:eastAsia="es-ES"/>
               </w:rPr>
-              <w:t xml:space="preserve"> y diversas expresiones formulaicas para que su texto sea claro.</w:t>
+              <w:t xml:space="preserve"> y diversas expresiones </w:t>
+            </w:r>
+            <w:proofErr w:type="spellStart"/>
+            <w:r>
+              <w:rPr>
+                <w:rFonts w:ascii="Arial Nova Cond Light" w:eastAsia="Times New Roman" w:hAnsi="Arial Nova Cond Light" w:cs="Arial"/>
+                <w:bCs/>
+                <w:lang w:eastAsia="es-ES"/>
+              </w:rPr>
+              <w:t>formulaicas</w:t>
+            </w:r>
+            <w:proofErr w:type="spellEnd"/>
+            <w:r>
+              <w:rPr>
+                <w:rFonts w:ascii="Arial Nova Cond Light" w:eastAsia="Times New Roman" w:hAnsi="Arial Nova Cond Light" w:cs="Arial"/>
+                <w:bCs/>
+                <w:lang w:eastAsia="es-ES"/>
+              </w:rPr>
+              <w:t xml:space="preserve"> para que su texto sea claro.</w:t>
             </w:r>
           </w:p>
           <w:p>
@@ -4496,16 +4628,29 @@
                 <w:szCs w:val="20"/>
               </w:rPr>
             </w:pPr>
-            <w:r>
-              <w:rPr>
-                <w:rFonts w:ascii="Arial Nova Cond Light" w:hAnsi="Arial Nova Cond Light" w:cs="Times New Roman"/>
-                <w:b/>
-                <w:bCs/>
-                <w:color w:val="000000" w:themeColor="text1"/>
-                <w:sz w:val="20"/>
-                <w:szCs w:val="20"/>
-              </w:rPr>
-              <w:t>N° DE SEMANAS LECTIVAS</w:t>
+            <w:proofErr w:type="spellStart"/>
+            <w:r>
+              <w:rPr>
+                <w:rFonts w:ascii="Arial Nova Cond Light" w:hAnsi="Arial Nova Cond Light" w:cs="Times New Roman"/>
+                <w:b/>
+                <w:bCs/>
+                <w:color w:val="000000" w:themeColor="text1"/>
+                <w:sz w:val="20"/>
+                <w:szCs w:val="20"/>
+              </w:rPr>
+              <w:t>N°</w:t>
+            </w:r>
+            <w:proofErr w:type="spellEnd"/>
+            <w:r>
+              <w:rPr>
+                <w:rFonts w:ascii="Arial Nova Cond Light" w:hAnsi="Arial Nova Cond Light" w:cs="Times New Roman"/>
+                <w:b/>
+                <w:bCs/>
+                <w:color w:val="000000" w:themeColor="text1"/>
+                <w:sz w:val="20"/>
+                <w:szCs w:val="20"/>
+              </w:rPr>
+              <w:t xml:space="preserve"> DE SEMANAS LECTIVAS</w:t>
             </w:r>
           </w:p>
         </w:tc>
@@ -4530,16 +4675,29 @@
                 <w:szCs w:val="20"/>
               </w:rPr>
             </w:pPr>
-            <w:r>
-              <w:rPr>
-                <w:rFonts w:ascii="Arial Nova Cond Light" w:hAnsi="Arial Nova Cond Light" w:cs="Times New Roman"/>
-                <w:b/>
-                <w:bCs/>
-                <w:color w:val="000000" w:themeColor="text1"/>
-                <w:sz w:val="20"/>
-                <w:szCs w:val="20"/>
-              </w:rPr>
-              <w:t>N° UNIDADES</w:t>
+            <w:proofErr w:type="spellStart"/>
+            <w:r>
+              <w:rPr>
+                <w:rFonts w:ascii="Arial Nova Cond Light" w:hAnsi="Arial Nova Cond Light" w:cs="Times New Roman"/>
+                <w:b/>
+                <w:bCs/>
+                <w:color w:val="000000" w:themeColor="text1"/>
+                <w:sz w:val="20"/>
+                <w:szCs w:val="20"/>
+              </w:rPr>
+              <w:t>N°</w:t>
+            </w:r>
+            <w:proofErr w:type="spellEnd"/>
+            <w:r>
+              <w:rPr>
+                <w:rFonts w:ascii="Arial Nova Cond Light" w:hAnsi="Arial Nova Cond Light" w:cs="Times New Roman"/>
+                <w:b/>
+                <w:bCs/>
+                <w:color w:val="000000" w:themeColor="text1"/>
+                <w:sz w:val="20"/>
+                <w:szCs w:val="20"/>
+              </w:rPr>
+              <w:t xml:space="preserve"> UNIDADES</w:t>
             </w:r>
           </w:p>
         </w:tc>
@@ -11321,6 +11479,7 @@
                 <w:szCs w:val="20"/>
               </w:rPr>
             </w:pPr>
+            <w:bookmarkStart w:id="1" w:name="_Hlk227075175"/>
             <w:r>
               <w:rPr>
                 <w:rFonts w:ascii="Arial Nova Cond" w:hAnsi="Arial Nova Cond" w:cs="Times New Roman"/>
@@ -11597,7 +11756,6 @@
           <w:tcPr>
             <w:tcW w:w="875" w:type="dxa"/>
             <w:vMerge w:val="restart"/>
-            <w:shd w:val="clear" w:color="auto" w:fill="auto"/>
             <w:vAlign w:val="center"/>
           </w:tcPr>
           <w:p>
@@ -11708,7 +11866,6 @@
         <w:tc>
           <w:tcPr>
             <w:tcW w:w="6169" w:type="dxa"/>
-            <w:shd w:val="clear" w:color="auto" w:fill="auto"/>
             <w:vAlign w:val="center"/>
           </w:tcPr>
           <w:p>
@@ -11743,7 +11900,6 @@
         <w:tc>
           <w:tcPr>
             <w:tcW w:w="2015" w:type="dxa"/>
-            <w:shd w:val="clear" w:color="auto" w:fill="auto"/>
             <w:vAlign w:val="center"/>
           </w:tcPr>
           <w:p>
@@ -11782,7 +11938,7 @@
               <w:autoSpaceDE w:val="0"/>
               <w:autoSpaceDN w:val="0"/>
               <w:adjustRightInd w:val="0"/>
-              <w:jc w:val="center"/>
+              <w:jc w:val="both"/>
               <w:rPr>
                 <w:rFonts w:ascii="Arial Nova Cond" w:hAnsi="Arial Nova Cond" w:cs="Arial"/>
                 <w:color w:val="000000"/>
@@ -11806,7 +11962,6 @@
         <w:tc>
           <w:tcPr>
             <w:tcW w:w="1337" w:type="dxa"/>
-            <w:shd w:val="clear" w:color="auto" w:fill="auto"/>
             <w:vAlign w:val="center"/>
           </w:tcPr>
           <w:p>
@@ -11845,7 +12000,6 @@
           <w:tcPr>
             <w:tcW w:w="875" w:type="dxa"/>
             <w:vMerge/>
-            <w:shd w:val="clear" w:color="auto" w:fill="auto"/>
             <w:vAlign w:val="center"/>
           </w:tcPr>
           <w:p>
@@ -11937,7 +12091,6 @@
         <w:tc>
           <w:tcPr>
             <w:tcW w:w="6169" w:type="dxa"/>
-            <w:shd w:val="clear" w:color="auto" w:fill="auto"/>
             <w:vAlign w:val="center"/>
           </w:tcPr>
           <w:p>
@@ -11972,7 +12125,6 @@
         <w:tc>
           <w:tcPr>
             <w:tcW w:w="2015" w:type="dxa"/>
-            <w:shd w:val="clear" w:color="auto" w:fill="auto"/>
             <w:vAlign w:val="center"/>
           </w:tcPr>
           <w:p>
@@ -12011,7 +12163,7 @@
               <w:autoSpaceDE w:val="0"/>
               <w:autoSpaceDN w:val="0"/>
               <w:adjustRightInd w:val="0"/>
-              <w:jc w:val="center"/>
+              <w:jc w:val="both"/>
               <w:rPr>
                 <w:rFonts w:ascii="Arial Nova Cond" w:hAnsi="Arial Nova Cond" w:cs="Arial"/>
                 <w:color w:val="000000"/>
@@ -12035,7 +12187,6 @@
         <w:tc>
           <w:tcPr>
             <w:tcW w:w="1337" w:type="dxa"/>
-            <w:shd w:val="clear" w:color="auto" w:fill="auto"/>
             <w:vAlign w:val="center"/>
           </w:tcPr>
           <w:p>
@@ -12074,7 +12225,6 @@
           <w:tcPr>
             <w:tcW w:w="875" w:type="dxa"/>
             <w:vMerge/>
-            <w:shd w:val="clear" w:color="auto" w:fill="auto"/>
             <w:vAlign w:val="center"/>
           </w:tcPr>
           <w:p>
@@ -12166,7 +12316,6 @@
         <w:tc>
           <w:tcPr>
             <w:tcW w:w="6169" w:type="dxa"/>
-            <w:shd w:val="clear" w:color="auto" w:fill="auto"/>
             <w:vAlign w:val="center"/>
           </w:tcPr>
           <w:p>
@@ -12201,7 +12350,6 @@
         <w:tc>
           <w:tcPr>
             <w:tcW w:w="2015" w:type="dxa"/>
-            <w:shd w:val="clear" w:color="auto" w:fill="auto"/>
             <w:vAlign w:val="center"/>
           </w:tcPr>
           <w:p>
@@ -12240,7 +12388,7 @@
               <w:autoSpaceDE w:val="0"/>
               <w:autoSpaceDN w:val="0"/>
               <w:adjustRightInd w:val="0"/>
-              <w:jc w:val="center"/>
+              <w:jc w:val="both"/>
               <w:rPr>
                 <w:rFonts w:ascii="Arial Nova Cond" w:hAnsi="Arial Nova Cond" w:cs="Arial"/>
                 <w:color w:val="000000"/>
@@ -12264,7 +12412,6 @@
         <w:tc>
           <w:tcPr>
             <w:tcW w:w="1337" w:type="dxa"/>
-            <w:shd w:val="clear" w:color="auto" w:fill="auto"/>
             <w:vAlign w:val="center"/>
           </w:tcPr>
           <w:p>
@@ -12303,7 +12450,6 @@
           <w:tcPr>
             <w:tcW w:w="875" w:type="dxa"/>
             <w:vMerge w:val="restart"/>
-            <w:shd w:val="clear" w:color="auto" w:fill="auto"/>
             <w:vAlign w:val="center"/>
           </w:tcPr>
           <w:p>
@@ -12406,7 +12552,6 @@
         <w:tc>
           <w:tcPr>
             <w:tcW w:w="6169" w:type="dxa"/>
-            <w:shd w:val="clear" w:color="auto" w:fill="auto"/>
             <w:vAlign w:val="center"/>
           </w:tcPr>
           <w:p>
@@ -12442,7 +12587,6 @@
         <w:tc>
           <w:tcPr>
             <w:tcW w:w="2015" w:type="dxa"/>
-            <w:shd w:val="clear" w:color="auto" w:fill="auto"/>
             <w:vAlign w:val="center"/>
           </w:tcPr>
           <w:p>
@@ -12481,7 +12625,7 @@
               <w:autoSpaceDE w:val="0"/>
               <w:autoSpaceDN w:val="0"/>
               <w:adjustRightInd w:val="0"/>
-              <w:jc w:val="center"/>
+              <w:jc w:val="both"/>
               <w:rPr>
                 <w:rFonts w:ascii="Arial Nova Cond" w:hAnsi="Arial Nova Cond" w:cs="Arial"/>
                 <w:color w:val="000000"/>
@@ -12505,7 +12649,6 @@
         <w:tc>
           <w:tcPr>
             <w:tcW w:w="1337" w:type="dxa"/>
-            <w:shd w:val="clear" w:color="auto" w:fill="auto"/>
             <w:vAlign w:val="center"/>
           </w:tcPr>
           <w:p>
@@ -12544,7 +12687,6 @@
           <w:tcPr>
             <w:tcW w:w="875" w:type="dxa"/>
             <w:vMerge/>
-            <w:shd w:val="clear" w:color="auto" w:fill="auto"/>
             <w:vAlign w:val="center"/>
           </w:tcPr>
           <w:p>
@@ -12636,7 +12778,6 @@
         <w:tc>
           <w:tcPr>
             <w:tcW w:w="6169" w:type="dxa"/>
-            <w:shd w:val="clear" w:color="auto" w:fill="auto"/>
             <w:vAlign w:val="center"/>
           </w:tcPr>
           <w:p>
@@ -12672,7 +12813,6 @@
         <w:tc>
           <w:tcPr>
             <w:tcW w:w="2015" w:type="dxa"/>
-            <w:shd w:val="clear" w:color="auto" w:fill="auto"/>
             <w:vAlign w:val="center"/>
           </w:tcPr>
           <w:p>
@@ -12711,7 +12851,7 @@
               <w:autoSpaceDE w:val="0"/>
               <w:autoSpaceDN w:val="0"/>
               <w:adjustRightInd w:val="0"/>
-              <w:jc w:val="center"/>
+              <w:jc w:val="both"/>
               <w:rPr>
                 <w:rFonts w:ascii="Arial Nova Cond" w:hAnsi="Arial Nova Cond" w:cs="Arial"/>
                 <w:color w:val="000000"/>
@@ -12735,7 +12875,6 @@
         <w:tc>
           <w:tcPr>
             <w:tcW w:w="1337" w:type="dxa"/>
-            <w:shd w:val="clear" w:color="auto" w:fill="auto"/>
             <w:vAlign w:val="center"/>
           </w:tcPr>
           <w:p>
@@ -12774,7 +12913,6 @@
           <w:tcPr>
             <w:tcW w:w="875" w:type="dxa"/>
             <w:vMerge w:val="restart"/>
-            <w:shd w:val="clear" w:color="auto" w:fill="auto"/>
             <w:vAlign w:val="center"/>
           </w:tcPr>
           <w:p>
@@ -12878,7 +13016,6 @@
         <w:tc>
           <w:tcPr>
             <w:tcW w:w="6169" w:type="dxa"/>
-            <w:shd w:val="clear" w:color="auto" w:fill="auto"/>
             <w:vAlign w:val="center"/>
           </w:tcPr>
           <w:p>
@@ -12914,7 +13051,6 @@
         <w:tc>
           <w:tcPr>
             <w:tcW w:w="2015" w:type="dxa"/>
-            <w:shd w:val="clear" w:color="auto" w:fill="auto"/>
             <w:vAlign w:val="center"/>
           </w:tcPr>
           <w:p>
@@ -12953,7 +13089,7 @@
               <w:autoSpaceDE w:val="0"/>
               <w:autoSpaceDN w:val="0"/>
               <w:adjustRightInd w:val="0"/>
-              <w:jc w:val="center"/>
+              <w:jc w:val="both"/>
               <w:rPr>
                 <w:rFonts w:ascii="Arial Nova Cond" w:hAnsi="Arial Nova Cond" w:cs="Arial"/>
                 <w:color w:val="000000"/>
@@ -12977,7 +13113,6 @@
         <w:tc>
           <w:tcPr>
             <w:tcW w:w="1337" w:type="dxa"/>
-            <w:shd w:val="clear" w:color="auto" w:fill="auto"/>
             <w:vAlign w:val="center"/>
           </w:tcPr>
           <w:p>
@@ -13016,7 +13151,6 @@
           <w:tcPr>
             <w:tcW w:w="875" w:type="dxa"/>
             <w:vMerge/>
-            <w:shd w:val="clear" w:color="auto" w:fill="auto"/>
             <w:vAlign w:val="center"/>
           </w:tcPr>
           <w:p>
@@ -13108,7 +13242,6 @@
         <w:tc>
           <w:tcPr>
             <w:tcW w:w="6169" w:type="dxa"/>
-            <w:shd w:val="clear" w:color="auto" w:fill="auto"/>
             <w:vAlign w:val="center"/>
           </w:tcPr>
           <w:p>
@@ -13143,7 +13276,6 @@
         <w:tc>
           <w:tcPr>
             <w:tcW w:w="2015" w:type="dxa"/>
-            <w:shd w:val="clear" w:color="auto" w:fill="auto"/>
             <w:vAlign w:val="center"/>
           </w:tcPr>
           <w:p>
@@ -13182,7 +13314,7 @@
               <w:autoSpaceDE w:val="0"/>
               <w:autoSpaceDN w:val="0"/>
               <w:adjustRightInd w:val="0"/>
-              <w:jc w:val="center"/>
+              <w:jc w:val="both"/>
               <w:rPr>
                 <w:rFonts w:ascii="Arial Nova Cond" w:hAnsi="Arial Nova Cond" w:cs="Arial"/>
                 <w:color w:val="000000"/>
@@ -13206,7 +13338,6 @@
         <w:tc>
           <w:tcPr>
             <w:tcW w:w="1337" w:type="dxa"/>
-            <w:shd w:val="clear" w:color="auto" w:fill="auto"/>
             <w:vAlign w:val="center"/>
           </w:tcPr>
           <w:p>
@@ -13245,7 +13376,6 @@
           <w:tcPr>
             <w:tcW w:w="875" w:type="dxa"/>
             <w:vMerge w:val="restart"/>
-            <w:shd w:val="clear" w:color="auto" w:fill="auto"/>
             <w:vAlign w:val="center"/>
           </w:tcPr>
           <w:p>
@@ -13356,7 +13486,6 @@
         <w:tc>
           <w:tcPr>
             <w:tcW w:w="6169" w:type="dxa"/>
-            <w:shd w:val="clear" w:color="auto" w:fill="auto"/>
             <w:vAlign w:val="center"/>
           </w:tcPr>
           <w:p>
@@ -13391,7 +13520,6 @@
         <w:tc>
           <w:tcPr>
             <w:tcW w:w="2015" w:type="dxa"/>
-            <w:shd w:val="clear" w:color="auto" w:fill="auto"/>
             <w:vAlign w:val="center"/>
           </w:tcPr>
           <w:p>
@@ -13430,7 +13558,7 @@
               <w:autoSpaceDE w:val="0"/>
               <w:autoSpaceDN w:val="0"/>
               <w:adjustRightInd w:val="0"/>
-              <w:jc w:val="center"/>
+              <w:jc w:val="both"/>
               <w:rPr>
                 <w:rFonts w:ascii="Arial Nova Cond" w:hAnsi="Arial Nova Cond" w:cs="Arial"/>
                 <w:color w:val="000000"/>
@@ -13454,7 +13582,6 @@
         <w:tc>
           <w:tcPr>
             <w:tcW w:w="1337" w:type="dxa"/>
-            <w:shd w:val="clear" w:color="auto" w:fill="auto"/>
             <w:vAlign w:val="center"/>
           </w:tcPr>
           <w:p>
@@ -13493,7 +13620,6 @@
           <w:tcPr>
             <w:tcW w:w="875" w:type="dxa"/>
             <w:vMerge/>
-            <w:shd w:val="clear" w:color="auto" w:fill="auto"/>
             <w:vAlign w:val="center"/>
           </w:tcPr>
           <w:p>
@@ -13593,7 +13719,6 @@
         <w:tc>
           <w:tcPr>
             <w:tcW w:w="6169" w:type="dxa"/>
-            <w:shd w:val="clear" w:color="auto" w:fill="auto"/>
             <w:vAlign w:val="center"/>
           </w:tcPr>
           <w:p>
@@ -13629,7 +13754,6 @@
         <w:tc>
           <w:tcPr>
             <w:tcW w:w="2015" w:type="dxa"/>
-            <w:shd w:val="clear" w:color="auto" w:fill="auto"/>
             <w:vAlign w:val="center"/>
           </w:tcPr>
           <w:p>
@@ -13667,7 +13791,7 @@
               <w:autoSpaceDE w:val="0"/>
               <w:autoSpaceDN w:val="0"/>
               <w:adjustRightInd w:val="0"/>
-              <w:jc w:val="center"/>
+              <w:jc w:val="both"/>
               <w:rPr>
                 <w:rFonts w:ascii="Arial Nova Cond" w:hAnsi="Arial Nova Cond" w:cs="Arial"/>
                 <w:color w:val="000000"/>
@@ -13691,7 +13815,6 @@
         <w:tc>
           <w:tcPr>
             <w:tcW w:w="1337" w:type="dxa"/>
-            <w:shd w:val="clear" w:color="auto" w:fill="auto"/>
             <w:vAlign w:val="center"/>
           </w:tcPr>
           <w:p>
@@ -13721,6 +13844,7 @@
           </w:p>
         </w:tc>
       </w:tr>
+      <w:bookmarkEnd w:id="1"/>
     </w:tbl>
     <w:p>
       <w:pPr>
@@ -24364,7 +24488,25 @@
                 <w:kern w:val="0"/>
                 <w14:ligatures w14:val="none"/>
               </w:rPr>
-              <w:t xml:space="preserve">ARROYO PONCE, Gamaniel. Lengua quechua. </w:t>
+              <w:t xml:space="preserve">ARROYO PONCE, </w:t>
+            </w:r>
+            <w:proofErr w:type="spellStart"/>
+            <w:r>
+              <w:rPr>
+                <w:rFonts w:ascii="Arial Nova Cond Light" w:eastAsia="Calibri" w:hAnsi="Arial Nova Cond Light" w:cs="Calibri Light"/>
+                <w:kern w:val="0"/>
+                <w14:ligatures w14:val="none"/>
+              </w:rPr>
+              <w:t>Gamaniel</w:t>
+            </w:r>
+            <w:proofErr w:type="spellEnd"/>
+            <w:r>
+              <w:rPr>
+                <w:rFonts w:ascii="Arial Nova Cond Light" w:eastAsia="Calibri" w:hAnsi="Arial Nova Cond Light" w:cs="Calibri Light"/>
+                <w:kern w:val="0"/>
+                <w14:ligatures w14:val="none"/>
+              </w:rPr>
+              <w:t xml:space="preserve">. Lengua quechua. </w:t>
             </w:r>
           </w:p>
           <w:p>
@@ -24414,7 +24556,43 @@
                 <w:kern w:val="0"/>
                 <w14:ligatures w14:val="none"/>
               </w:rPr>
-              <w:t xml:space="preserve">CACERES VARGAS (1996). Gloria. Riqsinakusun (Conozcámonos). Lima Ediciones Kuyay. 1996. </w:t>
+              <w:t xml:space="preserve">CACERES VARGAS (1996). Gloria. </w:t>
+            </w:r>
+            <w:proofErr w:type="spellStart"/>
+            <w:r>
+              <w:rPr>
+                <w:rFonts w:ascii="Arial Nova Cond Light" w:eastAsia="Calibri" w:hAnsi="Arial Nova Cond Light" w:cs="Calibri Light"/>
+                <w:kern w:val="0"/>
+                <w14:ligatures w14:val="none"/>
+              </w:rPr>
+              <w:t>Riqsinakusun</w:t>
+            </w:r>
+            <w:proofErr w:type="spellEnd"/>
+            <w:r>
+              <w:rPr>
+                <w:rFonts w:ascii="Arial Nova Cond Light" w:eastAsia="Calibri" w:hAnsi="Arial Nova Cond Light" w:cs="Calibri Light"/>
+                <w:kern w:val="0"/>
+                <w14:ligatures w14:val="none"/>
+              </w:rPr>
+              <w:t xml:space="preserve"> (Conozcámonos). Lima Ediciones </w:t>
+            </w:r>
+            <w:proofErr w:type="spellStart"/>
+            <w:r>
+              <w:rPr>
+                <w:rFonts w:ascii="Arial Nova Cond Light" w:eastAsia="Calibri" w:hAnsi="Arial Nova Cond Light" w:cs="Calibri Light"/>
+                <w:kern w:val="0"/>
+                <w14:ligatures w14:val="none"/>
+              </w:rPr>
+              <w:t>Kuyay</w:t>
+            </w:r>
+            <w:proofErr w:type="spellEnd"/>
+            <w:r>
+              <w:rPr>
+                <w:rFonts w:ascii="Arial Nova Cond Light" w:eastAsia="Calibri" w:hAnsi="Arial Nova Cond Light" w:cs="Calibri Light"/>
+                <w:kern w:val="0"/>
+                <w14:ligatures w14:val="none"/>
+              </w:rPr>
+              <w:t xml:space="preserve">. 1996. </w:t>
             </w:r>
           </w:p>
           <w:p>
@@ -24439,7 +24617,43 @@
                 <w:kern w:val="0"/>
                 <w14:ligatures w14:val="none"/>
               </w:rPr>
-              <w:t xml:space="preserve">FLORES SANTANA, Amador (2003). Runasimipi Rimasun. Huancavelica. </w:t>
+              <w:t xml:space="preserve">FLORES SANTANA, Amador (2003). </w:t>
+            </w:r>
+            <w:proofErr w:type="spellStart"/>
+            <w:r>
+              <w:rPr>
+                <w:rFonts w:ascii="Arial Nova Cond Light" w:eastAsia="Calibri" w:hAnsi="Arial Nova Cond Light" w:cs="Calibri Light"/>
+                <w:kern w:val="0"/>
+                <w14:ligatures w14:val="none"/>
+              </w:rPr>
+              <w:t>Runasimipi</w:t>
+            </w:r>
+            <w:proofErr w:type="spellEnd"/>
+            <w:r>
+              <w:rPr>
+                <w:rFonts w:ascii="Arial Nova Cond Light" w:eastAsia="Calibri" w:hAnsi="Arial Nova Cond Light" w:cs="Calibri Light"/>
+                <w:kern w:val="0"/>
+                <w14:ligatures w14:val="none"/>
+              </w:rPr>
+              <w:t xml:space="preserve"> </w:t>
+            </w:r>
+            <w:proofErr w:type="spellStart"/>
+            <w:r>
+              <w:rPr>
+                <w:rFonts w:ascii="Arial Nova Cond Light" w:eastAsia="Calibri" w:hAnsi="Arial Nova Cond Light" w:cs="Calibri Light"/>
+                <w:kern w:val="0"/>
+                <w14:ligatures w14:val="none"/>
+              </w:rPr>
+              <w:t>Rimasun</w:t>
+            </w:r>
+            <w:proofErr w:type="spellEnd"/>
+            <w:r>
+              <w:rPr>
+                <w:rFonts w:ascii="Arial Nova Cond Light" w:eastAsia="Calibri" w:hAnsi="Arial Nova Cond Light" w:cs="Calibri Light"/>
+                <w:kern w:val="0"/>
+                <w14:ligatures w14:val="none"/>
+              </w:rPr>
+              <w:t xml:space="preserve">. Huancavelica. </w:t>
             </w:r>
           </w:p>
           <w:p>
@@ -24464,7 +24678,79 @@
                 <w:kern w:val="0"/>
                 <w14:ligatures w14:val="none"/>
               </w:rPr>
-              <w:t xml:space="preserve">GODENZZI, Juan Carlos y VENGOA ZÚÑIGA, Janett (1994). Runasimanta Yayaychakusun. Asociación Pukllasunchis y CERA “Bartolomé de las Casas” Cusco. </w:t>
+              <w:t xml:space="preserve">GODENZZI, Juan Carlos y VENGOA ZÚÑIGA, </w:t>
+            </w:r>
+            <w:proofErr w:type="spellStart"/>
+            <w:r>
+              <w:rPr>
+                <w:rFonts w:ascii="Arial Nova Cond Light" w:eastAsia="Calibri" w:hAnsi="Arial Nova Cond Light" w:cs="Calibri Light"/>
+                <w:kern w:val="0"/>
+                <w14:ligatures w14:val="none"/>
+              </w:rPr>
+              <w:t>Janett</w:t>
+            </w:r>
+            <w:proofErr w:type="spellEnd"/>
+            <w:r>
+              <w:rPr>
+                <w:rFonts w:ascii="Arial Nova Cond Light" w:eastAsia="Calibri" w:hAnsi="Arial Nova Cond Light" w:cs="Calibri Light"/>
+                <w:kern w:val="0"/>
+                <w14:ligatures w14:val="none"/>
+              </w:rPr>
+              <w:t xml:space="preserve"> (1994). </w:t>
+            </w:r>
+            <w:proofErr w:type="spellStart"/>
+            <w:r>
+              <w:rPr>
+                <w:rFonts w:ascii="Arial Nova Cond Light" w:eastAsia="Calibri" w:hAnsi="Arial Nova Cond Light" w:cs="Calibri Light"/>
+                <w:kern w:val="0"/>
+                <w14:ligatures w14:val="none"/>
+              </w:rPr>
+              <w:t>Runasimanta</w:t>
+            </w:r>
+            <w:proofErr w:type="spellEnd"/>
+            <w:r>
+              <w:rPr>
+                <w:rFonts w:ascii="Arial Nova Cond Light" w:eastAsia="Calibri" w:hAnsi="Arial Nova Cond Light" w:cs="Calibri Light"/>
+                <w:kern w:val="0"/>
+                <w14:ligatures w14:val="none"/>
+              </w:rPr>
+              <w:t xml:space="preserve"> </w:t>
+            </w:r>
+            <w:proofErr w:type="spellStart"/>
+            <w:r>
+              <w:rPr>
+                <w:rFonts w:ascii="Arial Nova Cond Light" w:eastAsia="Calibri" w:hAnsi="Arial Nova Cond Light" w:cs="Calibri Light"/>
+                <w:kern w:val="0"/>
+                <w14:ligatures w14:val="none"/>
+              </w:rPr>
+              <w:t>Yayaychakusun</w:t>
+            </w:r>
+            <w:proofErr w:type="spellEnd"/>
+            <w:r>
+              <w:rPr>
+                <w:rFonts w:ascii="Arial Nova Cond Light" w:eastAsia="Calibri" w:hAnsi="Arial Nova Cond Light" w:cs="Calibri Light"/>
+                <w:kern w:val="0"/>
+                <w14:ligatures w14:val="none"/>
+              </w:rPr>
+              <w:t xml:space="preserve">. Asociación </w:t>
+            </w:r>
+            <w:proofErr w:type="spellStart"/>
+            <w:r>
+              <w:rPr>
+                <w:rFonts w:ascii="Arial Nova Cond Light" w:eastAsia="Calibri" w:hAnsi="Arial Nova Cond Light" w:cs="Calibri Light"/>
+                <w:kern w:val="0"/>
+                <w14:ligatures w14:val="none"/>
+              </w:rPr>
+              <w:t>Pukllasunchis</w:t>
+            </w:r>
+            <w:proofErr w:type="spellEnd"/>
+            <w:r>
+              <w:rPr>
+                <w:rFonts w:ascii="Arial Nova Cond Light" w:eastAsia="Calibri" w:hAnsi="Arial Nova Cond Light" w:cs="Calibri Light"/>
+                <w:kern w:val="0"/>
+                <w14:ligatures w14:val="none"/>
+              </w:rPr>
+              <w:t xml:space="preserve"> y CERA “Bartolomé de las Casas” Cusco. </w:t>
             </w:r>
           </w:p>
           <w:p>
@@ -24514,7 +24800,25 @@
                 <w:kern w:val="0"/>
                 <w14:ligatures w14:val="none"/>
               </w:rPr>
-              <w:t xml:space="preserve">ROJAS, Íbico (1998). Origen y expansión del quechua. Lima. </w:t>
+              <w:t xml:space="preserve">ROJAS, </w:t>
+            </w:r>
+            <w:proofErr w:type="spellStart"/>
+            <w:r>
+              <w:rPr>
+                <w:rFonts w:ascii="Arial Nova Cond Light" w:eastAsia="Calibri" w:hAnsi="Arial Nova Cond Light" w:cs="Calibri Light"/>
+                <w:kern w:val="0"/>
+                <w14:ligatures w14:val="none"/>
+              </w:rPr>
+              <w:t>Íbico</w:t>
+            </w:r>
+            <w:proofErr w:type="spellEnd"/>
+            <w:r>
+              <w:rPr>
+                <w:rFonts w:ascii="Arial Nova Cond Light" w:eastAsia="Calibri" w:hAnsi="Arial Nova Cond Light" w:cs="Calibri Light"/>
+                <w:kern w:val="0"/>
+                <w14:ligatures w14:val="none"/>
+              </w:rPr>
+              <w:t xml:space="preserve"> (1998). Origen y expansión del quechua. Lima. </w:t>
             </w:r>
           </w:p>
           <w:p>
@@ -24539,7 +24843,25 @@
                 <w:kern w:val="0"/>
                 <w14:ligatures w14:val="none"/>
               </w:rPr>
-              <w:t xml:space="preserve">SOLIS FONSECA, Gustavo y CHACÓN SIHUAY, Jorge (1989). Lingüística y gramática Runasimi-chanka. Ministerio de Educación. UNESCO-AGFUND. </w:t>
+              <w:t>SOLIS FONSECA, Gustavo y CHACÓN SIHUAY, Jorge (1989). Lingüística y gramática Runasimi-</w:t>
+            </w:r>
+            <w:proofErr w:type="spellStart"/>
+            <w:r>
+              <w:rPr>
+                <w:rFonts w:ascii="Arial Nova Cond Light" w:eastAsia="Calibri" w:hAnsi="Arial Nova Cond Light" w:cs="Calibri Light"/>
+                <w:kern w:val="0"/>
+                <w14:ligatures w14:val="none"/>
+              </w:rPr>
+              <w:t>chanka</w:t>
+            </w:r>
+            <w:proofErr w:type="spellEnd"/>
+            <w:r>
+              <w:rPr>
+                <w:rFonts w:ascii="Arial Nova Cond Light" w:eastAsia="Calibri" w:hAnsi="Arial Nova Cond Light" w:cs="Calibri Light"/>
+                <w:kern w:val="0"/>
+                <w14:ligatures w14:val="none"/>
+              </w:rPr>
+              <w:t xml:space="preserve">. Ministerio de Educación. UNESCO-AGFUND. </w:t>
             </w:r>
           </w:p>
           <w:p>
@@ -24564,23 +24886,59 @@
                 <w:kern w:val="0"/>
                 <w14:ligatures w14:val="none"/>
               </w:rPr>
-              <w:t>SOTO RUIZ, Clodoaldo (1976). Gramática quechua: Ayacucho-Chan</w:t>
-            </w:r>
+              <w:t xml:space="preserve">SOTO RUIZ, </w:t>
+            </w:r>
+            <w:proofErr w:type="spellStart"/>
             <w:r>
               <w:rPr>
                 <w:rFonts w:ascii="Arial Nova Cond Light" w:eastAsia="Calibri" w:hAnsi="Arial Nova Cond Light" w:cs="Calibri Light"/>
                 <w:kern w:val="0"/>
                 <w14:ligatures w14:val="none"/>
               </w:rPr>
-              <w:t>k</w:t>
-            </w:r>
+              <w:t>Clodoaldo</w:t>
+            </w:r>
+            <w:proofErr w:type="spellEnd"/>
             <w:r>
               <w:rPr>
                 <w:rFonts w:ascii="Arial Nova Cond Light" w:eastAsia="Calibri" w:hAnsi="Arial Nova Cond Light" w:cs="Calibri Light"/>
                 <w:kern w:val="0"/>
                 <w14:ligatures w14:val="none"/>
               </w:rPr>
-              <w:t xml:space="preserve">a. Lima: Ministerio de Educación/Instituto de Estudios Peruanos. </w:t>
+              <w:t xml:space="preserve"> (1976). Gramática quechua: Ayacucho-</w:t>
+            </w:r>
+            <w:proofErr w:type="spellStart"/>
+            <w:r>
+              <w:rPr>
+                <w:rFonts w:ascii="Arial Nova Cond Light" w:eastAsia="Calibri" w:hAnsi="Arial Nova Cond Light" w:cs="Calibri Light"/>
+                <w:kern w:val="0"/>
+                <w14:ligatures w14:val="none"/>
+              </w:rPr>
+              <w:t>Chan</w:t>
+            </w:r>
+            <w:r>
+              <w:rPr>
+                <w:rFonts w:ascii="Arial Nova Cond Light" w:eastAsia="Calibri" w:hAnsi="Arial Nova Cond Light" w:cs="Calibri Light"/>
+                <w:kern w:val="0"/>
+                <w14:ligatures w14:val="none"/>
+              </w:rPr>
+              <w:t>k</w:t>
+            </w:r>
+            <w:r>
+              <w:rPr>
+                <w:rFonts w:ascii="Arial Nova Cond Light" w:eastAsia="Calibri" w:hAnsi="Arial Nova Cond Light" w:cs="Calibri Light"/>
+                <w:kern w:val="0"/>
+                <w14:ligatures w14:val="none"/>
+              </w:rPr>
+              <w:t>a</w:t>
+            </w:r>
+            <w:proofErr w:type="spellEnd"/>
+            <w:r>
+              <w:rPr>
+                <w:rFonts w:ascii="Arial Nova Cond Light" w:eastAsia="Calibri" w:hAnsi="Arial Nova Cond Light" w:cs="Calibri Light"/>
+                <w:kern w:val="0"/>
+                <w14:ligatures w14:val="none"/>
+              </w:rPr>
+              <w:t xml:space="preserve">. Lima: Ministerio de Educación/Instituto de Estudios Peruanos. </w:t>
             </w:r>
           </w:p>
           <w:p>
@@ -24615,6 +24973,7 @@
               </w:rPr>
               <w:t xml:space="preserve">l texto escolar de </w:t>
             </w:r>
+            <w:proofErr w:type="gramStart"/>
             <w:r>
               <w:rPr>
                 <w:rFonts w:ascii="Arial Nova Cond Light" w:eastAsia="Calibri" w:hAnsi="Arial Nova Cond Light" w:cs="Calibri Light"/>
@@ -24623,6 +24982,7 @@
               </w:rPr>
               <w:t>Quechua</w:t>
             </w:r>
+            <w:proofErr w:type="gramEnd"/>
             <w:r>
               <w:rPr>
                 <w:rFonts w:ascii="Arial Nova Cond Light" w:eastAsia="Calibri" w:hAnsi="Arial Nova Cond Light" w:cs="Calibri Light"/>
@@ -24705,6 +25065,7 @@
               </w:rPr>
               <w:t xml:space="preserve">Minedu (2016). Programa curricular de educación secundaria. Resolución Ministerial </w:t>
             </w:r>
+            <w:proofErr w:type="spellStart"/>
             <w:r>
               <w:rPr>
                 <w:rFonts w:ascii="Arial Nova Cond Light" w:eastAsia="Calibri" w:hAnsi="Arial Nova Cond Light" w:cs="Calibri Light"/>
@@ -24713,6 +25074,7 @@
               </w:rPr>
               <w:t>N°</w:t>
             </w:r>
+            <w:proofErr w:type="spellEnd"/>
             <w:r>
               <w:rPr>
                 <w:rFonts w:ascii="Arial Nova Cond Light" w:eastAsia="Calibri" w:hAnsi="Arial Nova Cond Light" w:cs="Calibri Light"/>
@@ -24746,6 +25108,7 @@
               </w:rPr>
               <w:t xml:space="preserve">Minedu (2016). Currículo Nacional de la educación básica. Resolución Ministerial </w:t>
             </w:r>
+            <w:proofErr w:type="spellStart"/>
             <w:r>
               <w:rPr>
                 <w:rFonts w:ascii="Arial Nova Cond Light" w:eastAsia="Calibri" w:hAnsi="Arial Nova Cond Light" w:cs="Calibri Light"/>
@@ -24754,6 +25117,7 @@
               </w:rPr>
               <w:t>N°</w:t>
             </w:r>
+            <w:proofErr w:type="spellEnd"/>
             <w:r>
               <w:rPr>
                 <w:rFonts w:ascii="Arial Nova Cond Light" w:eastAsia="Calibri" w:hAnsi="Arial Nova Cond Light" w:cs="Calibri Light"/>
@@ -24808,7 +25172,25 @@
                 <w:kern w:val="0"/>
                 <w14:ligatures w14:val="none"/>
               </w:rPr>
-              <w:t>Minedu (2024). Resolución ministerial N° 556-2024-MINEDU</w:t>
+              <w:t xml:space="preserve">Minedu (2024). Resolución ministerial </w:t>
+            </w:r>
+            <w:proofErr w:type="spellStart"/>
+            <w:r>
+              <w:rPr>
+                <w:rFonts w:ascii="Arial Nova Cond Light" w:eastAsia="Calibri" w:hAnsi="Arial Nova Cond Light" w:cs="Calibri Light"/>
+                <w:kern w:val="0"/>
+                <w14:ligatures w14:val="none"/>
+              </w:rPr>
+              <w:t>N°</w:t>
+            </w:r>
+            <w:proofErr w:type="spellEnd"/>
+            <w:r>
+              <w:rPr>
+                <w:rFonts w:ascii="Arial Nova Cond Light" w:eastAsia="Calibri" w:hAnsi="Arial Nova Cond Light" w:cs="Calibri Light"/>
+                <w:kern w:val="0"/>
+                <w14:ligatures w14:val="none"/>
+              </w:rPr>
+              <w:t xml:space="preserve"> 556-2024-MINEDU</w:t>
             </w:r>
             <w:r>
               <w:rPr>
@@ -24857,7 +25239,21 @@
               <w:rPr>
                 <w:rFonts w:ascii="Arial Nova Cond Light" w:hAnsi="Arial Nova Cond Light"/>
               </w:rPr>
-              <w:t xml:space="preserve">). Resolución ministerial N° 501-2025-MINEDU   </w:t>
+              <w:t xml:space="preserve">). Resolución ministerial </w:t>
+            </w:r>
+            <w:proofErr w:type="spellStart"/>
+            <w:r>
+              <w:rPr>
+                <w:rFonts w:ascii="Arial Nova Cond Light" w:hAnsi="Arial Nova Cond Light"/>
+              </w:rPr>
+              <w:t>N°</w:t>
+            </w:r>
+            <w:proofErr w:type="spellEnd"/>
+            <w:r>
+              <w:rPr>
+                <w:rFonts w:ascii="Arial Nova Cond Light" w:hAnsi="Arial Nova Cond Light"/>
+              </w:rPr>
+              <w:t xml:space="preserve"> 501-2025-MINEDU   </w:t>
             </w:r>
           </w:p>
         </w:tc>
@@ -24923,7 +25319,25 @@
                 <w:kern w:val="0"/>
                 <w14:ligatures w14:val="none"/>
               </w:rPr>
-              <w:t xml:space="preserve">Ministerio de Educación. Libro de Rimana de </w:t>
+              <w:t xml:space="preserve">Ministerio de Educación. Libro de </w:t>
+            </w:r>
+            <w:proofErr w:type="spellStart"/>
+            <w:r>
+              <w:rPr>
+                <w:rFonts w:ascii="Arial Nova Cond Light" w:eastAsia="Calibri" w:hAnsi="Arial Nova Cond Light" w:cs="Calibri Light"/>
+                <w:kern w:val="0"/>
+                <w14:ligatures w14:val="none"/>
+              </w:rPr>
+              <w:t>Rimana</w:t>
+            </w:r>
+            <w:proofErr w:type="spellEnd"/>
+            <w:r>
+              <w:rPr>
+                <w:rFonts w:ascii="Arial Nova Cond Light" w:eastAsia="Calibri" w:hAnsi="Arial Nova Cond Light" w:cs="Calibri Light"/>
+                <w:kern w:val="0"/>
+                <w14:ligatures w14:val="none"/>
+              </w:rPr>
+              <w:t xml:space="preserve"> de </w:t>
             </w:r>
             <w:r>
               <w:rPr>
@@ -24964,7 +25378,43 @@
                 <w:kern w:val="0"/>
                 <w14:ligatures w14:val="none"/>
               </w:rPr>
-              <w:t xml:space="preserve">Diccionario en Quechua Chanka. </w:t>
+              <w:t xml:space="preserve">Diccionario en </w:t>
+            </w:r>
+            <w:proofErr w:type="gramStart"/>
+            <w:r>
+              <w:rPr>
+                <w:rFonts w:ascii="Arial Nova Cond Light" w:eastAsia="Calibri" w:hAnsi="Arial Nova Cond Light" w:cs="Calibri Light"/>
+                <w:kern w:val="0"/>
+                <w14:ligatures w14:val="none"/>
+              </w:rPr>
+              <w:t>Quechua</w:t>
+            </w:r>
+            <w:proofErr w:type="gramEnd"/>
+            <w:r>
+              <w:rPr>
+                <w:rFonts w:ascii="Arial Nova Cond Light" w:eastAsia="Calibri" w:hAnsi="Arial Nova Cond Light" w:cs="Calibri Light"/>
+                <w:kern w:val="0"/>
+                <w14:ligatures w14:val="none"/>
+              </w:rPr>
+              <w:t xml:space="preserve"> </w:t>
+            </w:r>
+            <w:proofErr w:type="spellStart"/>
+            <w:r>
+              <w:rPr>
+                <w:rFonts w:ascii="Arial Nova Cond Light" w:eastAsia="Calibri" w:hAnsi="Arial Nova Cond Light" w:cs="Calibri Light"/>
+                <w:kern w:val="0"/>
+                <w14:ligatures w14:val="none"/>
+              </w:rPr>
+              <w:t>Chanka</w:t>
+            </w:r>
+            <w:proofErr w:type="spellEnd"/>
+            <w:r>
+              <w:rPr>
+                <w:rFonts w:ascii="Arial Nova Cond Light" w:eastAsia="Calibri" w:hAnsi="Arial Nova Cond Light" w:cs="Calibri Light"/>
+                <w:kern w:val="0"/>
+                <w14:ligatures w14:val="none"/>
+              </w:rPr>
+              <w:t xml:space="preserve">. </w:t>
             </w:r>
             <w:r>
               <w:rPr>
@@ -24999,6 +25449,7 @@
               </w:rPr>
               <w:t xml:space="preserve">Texto escolar de </w:t>
             </w:r>
+            <w:proofErr w:type="gramStart"/>
             <w:r>
               <w:rPr>
                 <w:rFonts w:ascii="Arial Nova Cond Light" w:eastAsia="Calibri" w:hAnsi="Arial Nova Cond Light" w:cs="Calibri Light"/>
@@ -25007,6 +25458,7 @@
               </w:rPr>
               <w:t>Quechua</w:t>
             </w:r>
+            <w:proofErr w:type="gramEnd"/>
             <w:r>
               <w:rPr>
                 <w:rFonts w:ascii="Arial Nova Cond Light" w:eastAsia="Calibri" w:hAnsi="Arial Nova Cond Light" w:cs="Calibri Light"/>

--- a/templates/plananual/QUECHUA 1° A 5°/QUECHUA 4° - PROGRAMACIÓN ANUAL 2026.docx
+++ b/templates/plananual/QUECHUA 1° A 5°/QUECHUA 4° - PROGRAMACIÓN ANUAL 2026.docx
@@ -1,6 +1,6 @@
 
 <file path=word/document.xml><?xml version="1.0" encoding="utf-8"?>
-<w:document xmlns:wpc="http://schemas.microsoft.com/office/word/2010/wordprocessingCanvas" xmlns:cx="http://schemas.microsoft.com/office/drawing/2014/chartex" xmlns:cx1="http://schemas.microsoft.com/office/drawing/2015/9/8/chartex" xmlns:cx2="http://schemas.microsoft.com/office/drawing/2015/10/21/chartex" xmlns:cx3="http://schemas.microsoft.com/office/drawing/2016/5/9/chartex" xmlns:cx4="http://schemas.microsoft.com/office/drawing/2016/5/10/chartex" xmlns:cx5="http://schemas.microsoft.com/office/drawing/2016/5/11/chartex" xmlns:cx6="http://schemas.microsoft.com/office/drawing/2016/5/12/chartex" xmlns:cx7="http://schemas.microsoft.com/office/drawing/2016/5/13/chartex" xmlns:cx8="http://schemas.microsoft.com/office/drawing/2016/5/14/chartex" xmlns:mc="http://schemas.openxmlformats.org/markup-compatibility/2006" xmlns:aink="http://schemas.microsoft.com/office/drawing/2016/ink" xmlns:am3d="http://schemas.microsoft.com/office/drawing/2017/model3d" xmlns:o="urn:schemas-microsoft-com:office:office" xmlns:oel="http://schemas.microsoft.com/office/2019/extlst" xmlns:r="http://schemas.openxmlformats.org/officeDocument/2006/relationships" xmlns:m="http://schemas.openxmlformats.org/officeDocument/2006/math" xmlns:v="urn:schemas-microsoft-com:vml" xmlns:wp14="http://schemas.microsoft.com/office/word/2010/wordprocessingDrawing" xmlns:wp="http://schemas.openxmlformats.org/drawingml/2006/wordprocessingDrawing" xmlns:w10="urn:schemas-microsoft-com:office:word" xmlns:w="http://schemas.openxmlformats.org/wordprocessingml/2006/main" xmlns:w14="http://schemas.microsoft.com/office/word/2010/wordml" xmlns:w15="http://schemas.microsoft.com/office/word/2012/wordml" xmlns:w16cex="http://schemas.microsoft.com/office/word/2018/wordml/cex" xmlns:w16cid="http://schemas.microsoft.com/office/word/2016/wordml/cid" xmlns:w16="http://schemas.microsoft.com/office/word/2018/wordml" xmlns:w16du="http://schemas.microsoft.com/office/word/2023/wordml/word16du" xmlns:w16sdtdh="http://schemas.microsoft.com/office/word/2020/wordml/sdtdatahash" xmlns:w16se="http://schemas.microsoft.com/office/word/2015/wordml/symex" xmlns:wpg="http://schemas.microsoft.com/office/word/2010/wordprocessingGroup" xmlns:wpi="http://schemas.microsoft.com/office/word/2010/wordprocessingInk" xmlns:wne="http://schemas.microsoft.com/office/word/2006/wordml" xmlns:wps="http://schemas.microsoft.com/office/word/2010/wordprocessingShape" mc:Ignorable="w14 w15 w16se w16cid w16 w16cex w16sdtdh w16du wp14">
+<w:document xmlns:wpc="http://schemas.microsoft.com/office/word/2010/wordprocessingCanvas" xmlns:cx="http://schemas.microsoft.com/office/drawing/2014/chartex" xmlns:cx1="http://schemas.microsoft.com/office/drawing/2015/9/8/chartex" xmlns:cx2="http://schemas.microsoft.com/office/drawing/2015/10/21/chartex" xmlns:cx3="http://schemas.microsoft.com/office/drawing/2016/5/9/chartex" xmlns:cx4="http://schemas.microsoft.com/office/drawing/2016/5/10/chartex" xmlns:cx5="http://schemas.microsoft.com/office/drawing/2016/5/11/chartex" xmlns:cx6="http://schemas.microsoft.com/office/drawing/2016/5/12/chartex" xmlns:cx7="http://schemas.microsoft.com/office/drawing/2016/5/13/chartex" xmlns:cx8="http://schemas.microsoft.com/office/drawing/2016/5/14/chartex" xmlns:mc="http://schemas.openxmlformats.org/markup-compatibility/2006" xmlns:aink="http://schemas.microsoft.com/office/drawing/2016/ink" xmlns:am3d="http://schemas.microsoft.com/office/drawing/2017/model3d" xmlns:o="urn:schemas-microsoft-com:office:office" xmlns:oel="http://schemas.microsoft.com/office/2019/extlst" xmlns:r="http://schemas.openxmlformats.org/officeDocument/2006/relationships" xmlns:m="http://schemas.openxmlformats.org/officeDocument/2006/math" xmlns:v="urn:schemas-microsoft-com:vml" xmlns:wp14="http://schemas.microsoft.com/office/word/2010/wordprocessingDrawing" xmlns:wp="http://schemas.openxmlformats.org/drawingml/2006/wordprocessingDrawing" xmlns:w10="urn:schemas-microsoft-com:office:word" xmlns:w="http://schemas.openxmlformats.org/wordprocessingml/2006/main" xmlns:w14="http://schemas.microsoft.com/office/word/2010/wordml" xmlns:w15="http://schemas.microsoft.com/office/word/2012/wordml" xmlns:w16cex="http://schemas.microsoft.com/office/word/2018/wordml/cex" xmlns:w16cid="http://schemas.microsoft.com/office/word/2016/wordml/cid" xmlns:w16="http://schemas.microsoft.com/office/word/2018/wordml" xmlns:w16du="http://schemas.microsoft.com/office/word/2023/wordml/word16du" xmlns:w16sdtdh="http://schemas.microsoft.com/office/word/2020/wordml/sdtdatahash" xmlns:w16sdtfl="http://schemas.microsoft.com/office/word/2024/wordml/sdtformatlock" xmlns:w16se="http://schemas.microsoft.com/office/word/2015/wordml/symex" xmlns:wpg="http://schemas.microsoft.com/office/word/2010/wordprocessingGroup" xmlns:wpi="http://schemas.microsoft.com/office/word/2010/wordprocessingInk" xmlns:wne="http://schemas.microsoft.com/office/word/2006/wordml" xmlns:wps="http://schemas.microsoft.com/office/word/2010/wordprocessingShape" mc:Ignorable="w14 w15 w16se w16cid w16 w16cex w16sdtdh w16sdtfl w16du wp14">
   <w:body>
     <w:p>
       <w:pPr>
@@ -280,31 +280,7 @@
                                   <w:sz w:val="32"/>
                                   <w:szCs w:val="32"/>
                                 </w:rPr>
-                                <w:t>{{</w:t>
-                              </w:r>
-                              <w:proofErr w:type="spellStart"/>
-                              <w:r>
-                                <w:rPr>
-                                  <w:rFonts w:ascii="Aptos ExtraBold" w:hAnsi="Aptos ExtraBold" w:cs="Times New Roman"/>
-                                  <w:b/>
-                                  <w:bCs/>
-                                  <w:color w:val="FFFFFF" w:themeColor="background1"/>
-                                  <w:sz w:val="32"/>
-                                  <w:szCs w:val="32"/>
-                                </w:rPr>
-                                <w:t>anio</w:t>
-                              </w:r>
-                              <w:proofErr w:type="spellEnd"/>
-                              <w:r>
-                                <w:rPr>
-                                  <w:rFonts w:ascii="Aptos ExtraBold" w:hAnsi="Aptos ExtraBold" w:cs="Times New Roman"/>
-                                  <w:b/>
-                                  <w:bCs/>
-                                  <w:color w:val="FFFFFF" w:themeColor="background1"/>
-                                  <w:sz w:val="32"/>
-                                  <w:szCs w:val="32"/>
-                                </w:rPr>
-                                <w:t>}}</w:t>
+                                <w:t>{{anio}}</w:t>
                               </w:r>
                             </w:p>
                           </w:txbxContent>
@@ -667,89 +643,53 @@
                 <w:sz w:val="20"/>
                 <w:szCs w:val="20"/>
               </w:rPr>
-              <w:t>{{</w:t>
-            </w:r>
-            <w:proofErr w:type="spellStart"/>
+              <w:t>{{dre}}</w:t>
+            </w:r>
+          </w:p>
+        </w:tc>
+        <w:tc>
+          <w:tcPr>
+            <w:tcW w:w="5103" w:type="dxa"/>
+            <w:vAlign w:val="center"/>
+          </w:tcPr>
+          <w:p>
+            <w:pPr>
+              <w:spacing w:line="276" w:lineRule="auto"/>
+              <w:jc w:val="center"/>
+              <w:rPr>
+                <w:rFonts w:ascii="Arial Nova Cond Light" w:hAnsi="Arial Nova Cond Light" w:cs="Times New Roman"/>
+              </w:rPr>
+            </w:pPr>
             <w:r>
               <w:rPr>
                 <w:rFonts w:ascii="Arial Nova Cond" w:hAnsi="Arial Nova Cond" w:cs="Times New Roman"/>
                 <w:sz w:val="20"/>
                 <w:szCs w:val="20"/>
               </w:rPr>
-              <w:t>dre</w:t>
-            </w:r>
-            <w:proofErr w:type="spellEnd"/>
+              <w:t>{{director}}</w:t>
+            </w:r>
+          </w:p>
+        </w:tc>
+        <w:tc>
+          <w:tcPr>
+            <w:tcW w:w="4819" w:type="dxa"/>
+            <w:vAlign w:val="center"/>
+          </w:tcPr>
+          <w:p>
+            <w:pPr>
+              <w:spacing w:line="276" w:lineRule="auto"/>
+              <w:jc w:val="center"/>
+              <w:rPr>
+                <w:rFonts w:ascii="Arial Nova Cond Light" w:hAnsi="Arial Nova Cond Light" w:cs="Times New Roman"/>
+              </w:rPr>
+            </w:pPr>
             <w:r>
               <w:rPr>
                 <w:rFonts w:ascii="Arial Nova Cond" w:hAnsi="Arial Nova Cond" w:cs="Times New Roman"/>
                 <w:sz w:val="20"/>
                 <w:szCs w:val="20"/>
               </w:rPr>
-              <w:t>}}</w:t>
-            </w:r>
-          </w:p>
-        </w:tc>
-        <w:tc>
-          <w:tcPr>
-            <w:tcW w:w="5103" w:type="dxa"/>
-            <w:vAlign w:val="center"/>
-          </w:tcPr>
-          <w:p>
-            <w:pPr>
-              <w:spacing w:line="276" w:lineRule="auto"/>
-              <w:jc w:val="center"/>
-              <w:rPr>
-                <w:rFonts w:ascii="Arial Nova Cond Light" w:hAnsi="Arial Nova Cond Light" w:cs="Times New Roman"/>
-              </w:rPr>
-            </w:pPr>
-            <w:r>
-              <w:rPr>
-                <w:rFonts w:ascii="Arial Nova Cond" w:hAnsi="Arial Nova Cond" w:cs="Times New Roman"/>
-                <w:sz w:val="20"/>
-                <w:szCs w:val="20"/>
-              </w:rPr>
-              <w:t>{{director}}</w:t>
-            </w:r>
-          </w:p>
-        </w:tc>
-        <w:tc>
-          <w:tcPr>
-            <w:tcW w:w="4819" w:type="dxa"/>
-            <w:vAlign w:val="center"/>
-          </w:tcPr>
-          <w:p>
-            <w:pPr>
-              <w:spacing w:line="276" w:lineRule="auto"/>
-              <w:jc w:val="center"/>
-              <w:rPr>
-                <w:rFonts w:ascii="Arial Nova Cond Light" w:hAnsi="Arial Nova Cond Light" w:cs="Times New Roman"/>
-              </w:rPr>
-            </w:pPr>
-            <w:r>
-              <w:rPr>
-                <w:rFonts w:ascii="Arial Nova Cond" w:hAnsi="Arial Nova Cond" w:cs="Times New Roman"/>
-                <w:sz w:val="20"/>
-                <w:szCs w:val="20"/>
-              </w:rPr>
-              <w:t>{{</w:t>
-            </w:r>
-            <w:proofErr w:type="spellStart"/>
-            <w:r>
-              <w:rPr>
-                <w:rFonts w:ascii="Arial Nova Cond" w:hAnsi="Arial Nova Cond" w:cs="Times New Roman"/>
-                <w:sz w:val="20"/>
-                <w:szCs w:val="20"/>
-              </w:rPr>
-              <w:t>area</w:t>
-            </w:r>
-            <w:proofErr w:type="spellEnd"/>
-            <w:r>
-              <w:rPr>
-                <w:rFonts w:ascii="Arial Nova Cond" w:hAnsi="Arial Nova Cond" w:cs="Times New Roman"/>
-                <w:sz w:val="20"/>
-                <w:szCs w:val="20"/>
-              </w:rPr>
-              <w:t>}}</w:t>
+              <w:t>{{area}}</w:t>
             </w:r>
           </w:p>
         </w:tc>
@@ -866,66 +806,30 @@
                 <w:sz w:val="20"/>
                 <w:szCs w:val="20"/>
               </w:rPr>
-              <w:t>{{</w:t>
-            </w:r>
-            <w:proofErr w:type="spellStart"/>
+              <w:t>{{ugel}}</w:t>
+            </w:r>
+          </w:p>
+        </w:tc>
+        <w:tc>
+          <w:tcPr>
+            <w:tcW w:w="5103" w:type="dxa"/>
+            <w:vAlign w:val="center"/>
+          </w:tcPr>
+          <w:p>
+            <w:pPr>
+              <w:spacing w:line="276" w:lineRule="auto"/>
+              <w:jc w:val="center"/>
+              <w:rPr>
+                <w:rFonts w:ascii="Arial Nova Cond Light" w:hAnsi="Arial Nova Cond Light" w:cs="Times New Roman"/>
+              </w:rPr>
+            </w:pPr>
             <w:r>
               <w:rPr>
                 <w:rFonts w:ascii="Arial Nova Cond" w:hAnsi="Arial Nova Cond" w:cs="Times New Roman"/>
                 <w:sz w:val="20"/>
                 <w:szCs w:val="20"/>
               </w:rPr>
-              <w:t>ugel</w:t>
-            </w:r>
-            <w:proofErr w:type="spellEnd"/>
-            <w:r>
-              <w:rPr>
-                <w:rFonts w:ascii="Arial Nova Cond" w:hAnsi="Arial Nova Cond" w:cs="Times New Roman"/>
-                <w:sz w:val="20"/>
-                <w:szCs w:val="20"/>
-              </w:rPr>
-              <w:t>}}</w:t>
-            </w:r>
-          </w:p>
-        </w:tc>
-        <w:tc>
-          <w:tcPr>
-            <w:tcW w:w="5103" w:type="dxa"/>
-            <w:vAlign w:val="center"/>
-          </w:tcPr>
-          <w:p>
-            <w:pPr>
-              <w:spacing w:line="276" w:lineRule="auto"/>
-              <w:jc w:val="center"/>
-              <w:rPr>
-                <w:rFonts w:ascii="Arial Nova Cond Light" w:hAnsi="Arial Nova Cond Light" w:cs="Times New Roman"/>
-              </w:rPr>
-            </w:pPr>
-            <w:r>
-              <w:rPr>
-                <w:rFonts w:ascii="Arial Nova Cond" w:hAnsi="Arial Nova Cond" w:cs="Times New Roman"/>
-                <w:sz w:val="20"/>
-                <w:szCs w:val="20"/>
-              </w:rPr>
-              <w:t>{{</w:t>
-            </w:r>
-            <w:proofErr w:type="spellStart"/>
-            <w:r>
-              <w:rPr>
-                <w:rFonts w:ascii="Arial Nova Cond" w:hAnsi="Arial Nova Cond" w:cs="Times New Roman"/>
-                <w:sz w:val="20"/>
-                <w:szCs w:val="20"/>
-              </w:rPr>
-              <w:t>cordinador</w:t>
-            </w:r>
-            <w:proofErr w:type="spellEnd"/>
-            <w:r>
-              <w:rPr>
-                <w:rFonts w:ascii="Arial Nova Cond" w:hAnsi="Arial Nova Cond" w:cs="Times New Roman"/>
-                <w:sz w:val="20"/>
-                <w:szCs w:val="20"/>
-              </w:rPr>
-              <w:t>}}</w:t>
+              <w:t>{{cordinador}}</w:t>
             </w:r>
           </w:p>
         </w:tc>
@@ -1076,25 +980,7 @@
                 <w:sz w:val="20"/>
                 <w:szCs w:val="20"/>
               </w:rPr>
-              <w:t>{{</w:t>
-            </w:r>
-            <w:proofErr w:type="spellStart"/>
-            <w:r>
-              <w:rPr>
-                <w:rFonts w:ascii="Arial Nova Cond" w:hAnsi="Arial Nova Cond" w:cs="Times New Roman"/>
-                <w:sz w:val="20"/>
-                <w:szCs w:val="20"/>
-              </w:rPr>
-              <w:t>institucioneducativa</w:t>
-            </w:r>
-            <w:proofErr w:type="spellEnd"/>
-            <w:r>
-              <w:rPr>
-                <w:rFonts w:ascii="Arial Nova Cond" w:hAnsi="Arial Nova Cond" w:cs="Times New Roman"/>
-                <w:sz w:val="20"/>
-                <w:szCs w:val="20"/>
-              </w:rPr>
-              <w:t>}}</w:t>
+              <w:t>{{institucioneducativa}}</w:t>
             </w:r>
           </w:p>
         </w:tc>
@@ -4175,25 +4061,7 @@
                 <w:bCs/>
                 <w:lang w:eastAsia="es-ES"/>
               </w:rPr>
-              <w:t xml:space="preserve"> y diversas expresiones </w:t>
-            </w:r>
-            <w:proofErr w:type="spellStart"/>
-            <w:r>
-              <w:rPr>
-                <w:rFonts w:ascii="Arial Nova Cond Light" w:eastAsia="Times New Roman" w:hAnsi="Arial Nova Cond Light" w:cs="Arial"/>
-                <w:bCs/>
-                <w:lang w:eastAsia="es-ES"/>
-              </w:rPr>
-              <w:t>formulaicas</w:t>
-            </w:r>
-            <w:proofErr w:type="spellEnd"/>
-            <w:r>
-              <w:rPr>
-                <w:rFonts w:ascii="Arial Nova Cond Light" w:eastAsia="Times New Roman" w:hAnsi="Arial Nova Cond Light" w:cs="Arial"/>
-                <w:bCs/>
-                <w:lang w:eastAsia="es-ES"/>
-              </w:rPr>
-              <w:t xml:space="preserve"> para que su texto sea claro.</w:t>
+              <w:t xml:space="preserve"> y diversas expresiones formulaicas para que su texto sea claro.</w:t>
             </w:r>
           </w:p>
           <w:p>
@@ -4628,29 +4496,16 @@
                 <w:szCs w:val="20"/>
               </w:rPr>
             </w:pPr>
-            <w:proofErr w:type="spellStart"/>
-            <w:r>
-              <w:rPr>
-                <w:rFonts w:ascii="Arial Nova Cond Light" w:hAnsi="Arial Nova Cond Light" w:cs="Times New Roman"/>
-                <w:b/>
-                <w:bCs/>
-                <w:color w:val="000000" w:themeColor="text1"/>
-                <w:sz w:val="20"/>
-                <w:szCs w:val="20"/>
-              </w:rPr>
-              <w:t>N°</w:t>
-            </w:r>
-            <w:proofErr w:type="spellEnd"/>
-            <w:r>
-              <w:rPr>
-                <w:rFonts w:ascii="Arial Nova Cond Light" w:hAnsi="Arial Nova Cond Light" w:cs="Times New Roman"/>
-                <w:b/>
-                <w:bCs/>
-                <w:color w:val="000000" w:themeColor="text1"/>
-                <w:sz w:val="20"/>
-                <w:szCs w:val="20"/>
-              </w:rPr>
-              <w:t xml:space="preserve"> DE SEMANAS LECTIVAS</w:t>
+            <w:r>
+              <w:rPr>
+                <w:rFonts w:ascii="Arial Nova Cond Light" w:hAnsi="Arial Nova Cond Light" w:cs="Times New Roman"/>
+                <w:b/>
+                <w:bCs/>
+                <w:color w:val="000000" w:themeColor="text1"/>
+                <w:sz w:val="20"/>
+                <w:szCs w:val="20"/>
+              </w:rPr>
+              <w:t>N° DE SEMANAS LECTIVAS</w:t>
             </w:r>
           </w:p>
         </w:tc>
@@ -4675,29 +4530,16 @@
                 <w:szCs w:val="20"/>
               </w:rPr>
             </w:pPr>
-            <w:proofErr w:type="spellStart"/>
-            <w:r>
-              <w:rPr>
-                <w:rFonts w:ascii="Arial Nova Cond Light" w:hAnsi="Arial Nova Cond Light" w:cs="Times New Roman"/>
-                <w:b/>
-                <w:bCs/>
-                <w:color w:val="000000" w:themeColor="text1"/>
-                <w:sz w:val="20"/>
-                <w:szCs w:val="20"/>
-              </w:rPr>
-              <w:t>N°</w:t>
-            </w:r>
-            <w:proofErr w:type="spellEnd"/>
-            <w:r>
-              <w:rPr>
-                <w:rFonts w:ascii="Arial Nova Cond Light" w:hAnsi="Arial Nova Cond Light" w:cs="Times New Roman"/>
-                <w:b/>
-                <w:bCs/>
-                <w:color w:val="000000" w:themeColor="text1"/>
-                <w:sz w:val="20"/>
-                <w:szCs w:val="20"/>
-              </w:rPr>
-              <w:t xml:space="preserve"> UNIDADES</w:t>
+            <w:r>
+              <w:rPr>
+                <w:rFonts w:ascii="Arial Nova Cond Light" w:hAnsi="Arial Nova Cond Light" w:cs="Times New Roman"/>
+                <w:b/>
+                <w:bCs/>
+                <w:color w:val="000000" w:themeColor="text1"/>
+                <w:sz w:val="20"/>
+                <w:szCs w:val="20"/>
+              </w:rPr>
+              <w:t>N° UNIDADES</w:t>
             </w:r>
           </w:p>
         </w:tc>
@@ -11376,20 +11218,6 @@
     <w:p>
       <w:pPr>
         <w:pStyle w:val="Prrafodelista"/>
-        <w:spacing w:after="0" w:line="276" w:lineRule="auto"/>
-        <w:ind w:left="-284" w:right="-455"/>
-        <w:textDirection w:val="btLr"/>
-        <w:rPr>
-          <w:rFonts w:ascii="Arial Nova Cond Light" w:hAnsi="Arial Nova Cond Light" w:cs="Times New Roman"/>
-          <w:b/>
-          <w:bCs/>
-          <w:color w:val="000000" w:themeColor="text1"/>
-        </w:rPr>
-      </w:pPr>
-    </w:p>
-    <w:p>
-      <w:pPr>
-        <w:pStyle w:val="Prrafodelista"/>
         <w:numPr>
           <w:ilvl w:val="0"/>
           <w:numId w:val="2"/>
@@ -11412,6 +11240,7 @@
           <w:bCs/>
           <w:color w:val="000000" w:themeColor="text1"/>
         </w:rPr>
+        <w:lastRenderedPageBreak/>
         <w:t xml:space="preserve">DISTRIBUCIÓN DE LAS UNIDADES DE APRENDIZAJE:   </w:t>
       </w:r>
     </w:p>
@@ -11446,13 +11275,13 @@
         <w:tblLook w:val="04A0" w:firstRow="1" w:lastRow="0" w:firstColumn="1" w:lastColumn="0" w:noHBand="0" w:noVBand="1"/>
       </w:tblPr>
       <w:tblGrid>
-        <w:gridCol w:w="875"/>
-        <w:gridCol w:w="1095"/>
-        <w:gridCol w:w="1726"/>
-        <w:gridCol w:w="6169"/>
-        <w:gridCol w:w="2015"/>
-        <w:gridCol w:w="1634"/>
-        <w:gridCol w:w="1337"/>
+        <w:gridCol w:w="818"/>
+        <w:gridCol w:w="1018"/>
+        <w:gridCol w:w="5379"/>
+        <w:gridCol w:w="1984"/>
+        <w:gridCol w:w="2693"/>
+        <w:gridCol w:w="1560"/>
+        <w:gridCol w:w="1399"/>
       </w:tblGrid>
       <w:tr>
         <w:trPr>
@@ -11461,7 +11290,7 @@
         </w:trPr>
         <w:tc>
           <w:tcPr>
-            <w:tcW w:w="875" w:type="dxa"/>
+            <w:tcW w:w="818" w:type="dxa"/>
             <w:shd w:val="clear" w:color="auto" w:fill="C1F0C7" w:themeFill="accent3" w:themeFillTint="33"/>
             <w:vAlign w:val="center"/>
           </w:tcPr>
@@ -11495,7 +11324,7 @@
         </w:tc>
         <w:tc>
           <w:tcPr>
-            <w:tcW w:w="1095" w:type="dxa"/>
+            <w:tcW w:w="1018" w:type="dxa"/>
             <w:shd w:val="clear" w:color="auto" w:fill="C1F0C7" w:themeFill="accent3" w:themeFillTint="33"/>
             <w:vAlign w:val="center"/>
           </w:tcPr>
@@ -11528,7 +11357,7 @@
         </w:tc>
         <w:tc>
           <w:tcPr>
-            <w:tcW w:w="1726" w:type="dxa"/>
+            <w:tcW w:w="5379" w:type="dxa"/>
             <w:shd w:val="clear" w:color="auto" w:fill="C1F0C7" w:themeFill="accent3" w:themeFillTint="33"/>
             <w:vAlign w:val="center"/>
           </w:tcPr>
@@ -11555,13 +11384,35 @@
                 <w:sz w:val="20"/>
                 <w:szCs w:val="20"/>
               </w:rPr>
-              <w:t>PROBLEMA / POTENCIALIDAD</w:t>
-            </w:r>
-          </w:p>
-        </w:tc>
-        <w:tc>
-          <w:tcPr>
-            <w:tcW w:w="6169" w:type="dxa"/>
+              <w:t>SITUACIÓN SIGNIF</w:t>
+            </w:r>
+            <w:r>
+              <w:rPr>
+                <w:rFonts w:ascii="Arial Nova Cond" w:hAnsi="Arial Nova Cond" w:cs="Times New Roman"/>
+                <w:b/>
+                <w:bCs/>
+                <w:color w:val="000000" w:themeColor="text1"/>
+                <w:sz w:val="20"/>
+                <w:szCs w:val="20"/>
+              </w:rPr>
+              <w:t>I</w:t>
+            </w:r>
+            <w:r>
+              <w:rPr>
+                <w:rFonts w:ascii="Arial Nova Cond" w:hAnsi="Arial Nova Cond" w:cs="Times New Roman"/>
+                <w:b/>
+                <w:bCs/>
+                <w:color w:val="000000" w:themeColor="text1"/>
+                <w:sz w:val="20"/>
+                <w:szCs w:val="20"/>
+              </w:rPr>
+              <w:t>CATIVA</w:t>
+            </w:r>
+          </w:p>
+        </w:tc>
+        <w:tc>
+          <w:tcPr>
+            <w:tcW w:w="1984" w:type="dxa"/>
             <w:shd w:val="clear" w:color="auto" w:fill="C1F0C7" w:themeFill="accent3" w:themeFillTint="33"/>
             <w:vAlign w:val="center"/>
           </w:tcPr>
@@ -11588,7 +11439,7 @@
                 <w:sz w:val="20"/>
                 <w:szCs w:val="20"/>
               </w:rPr>
-              <w:t>SITUACIÓN SIGNIF</w:t>
+              <w:t>TÍTULO DE LA UNIDAD DID</w:t>
             </w:r>
             <w:r>
               <w:rPr>
@@ -11599,7 +11450,7 @@
                 <w:sz w:val="20"/>
                 <w:szCs w:val="20"/>
               </w:rPr>
-              <w:t>I</w:t>
+              <w:t>Á</w:t>
             </w:r>
             <w:r>
               <w:rPr>
@@ -11610,13 +11461,24 @@
                 <w:sz w:val="20"/>
                 <w:szCs w:val="20"/>
               </w:rPr>
-              <w:t>CATIVA</w:t>
-            </w:r>
-          </w:p>
-        </w:tc>
-        <w:tc>
-          <w:tcPr>
-            <w:tcW w:w="2015" w:type="dxa"/>
+              <w:t>CTICA</w:t>
+            </w:r>
+            <w:r>
+              <w:rPr>
+                <w:rFonts w:ascii="Arial Nova Cond" w:hAnsi="Arial Nova Cond" w:cs="Times New Roman"/>
+                <w:b/>
+                <w:bCs/>
+                <w:color w:val="000000" w:themeColor="text1"/>
+                <w:sz w:val="20"/>
+                <w:szCs w:val="20"/>
+              </w:rPr>
+              <w:t>.</w:t>
+            </w:r>
+          </w:p>
+        </w:tc>
+        <w:tc>
+          <w:tcPr>
+            <w:tcW w:w="2693" w:type="dxa"/>
             <w:shd w:val="clear" w:color="auto" w:fill="C1F0C7" w:themeFill="accent3" w:themeFillTint="33"/>
             <w:vAlign w:val="center"/>
           </w:tcPr>
@@ -11643,9 +11505,21 @@
                 <w:sz w:val="20"/>
                 <w:szCs w:val="20"/>
               </w:rPr>
-              <w:t>TÍTULO DE LA UNIDAD DID</w:t>
-            </w:r>
-            <w:r>
+              <w:t>CAMPO TEMATICO</w:t>
+            </w:r>
+          </w:p>
+        </w:tc>
+        <w:tc>
+          <w:tcPr>
+            <w:tcW w:w="1560" w:type="dxa"/>
+            <w:shd w:val="clear" w:color="auto" w:fill="C1F0C7" w:themeFill="accent3" w:themeFillTint="33"/>
+            <w:vAlign w:val="center"/>
+          </w:tcPr>
+          <w:p>
+            <w:pPr>
+              <w:pStyle w:val="Prrafodelista"/>
+              <w:ind w:left="0"/>
+              <w:jc w:val="center"/>
               <w:rPr>
                 <w:rFonts w:ascii="Arial Nova Cond" w:hAnsi="Arial Nova Cond" w:cs="Times New Roman"/>
                 <w:b/>
@@ -11654,8 +11528,7 @@
                 <w:sz w:val="20"/>
                 <w:szCs w:val="20"/>
               </w:rPr>
-              <w:t>Á</w:t>
-            </w:r>
+            </w:pPr>
             <w:r>
               <w:rPr>
                 <w:rFonts w:ascii="Arial Nova Cond" w:hAnsi="Arial Nova Cond" w:cs="Times New Roman"/>
@@ -11665,57 +11538,13 @@
                 <w:sz w:val="20"/>
                 <w:szCs w:val="20"/>
               </w:rPr>
-              <w:t>CTICA</w:t>
-            </w:r>
-            <w:r>
-              <w:rPr>
-                <w:rFonts w:ascii="Arial Nova Cond" w:hAnsi="Arial Nova Cond" w:cs="Times New Roman"/>
-                <w:b/>
-                <w:bCs/>
-                <w:color w:val="000000" w:themeColor="text1"/>
-                <w:sz w:val="20"/>
-                <w:szCs w:val="20"/>
-              </w:rPr>
-              <w:t>.</w:t>
-            </w:r>
-          </w:p>
-        </w:tc>
-        <w:tc>
-          <w:tcPr>
-            <w:tcW w:w="1634" w:type="dxa"/>
-            <w:shd w:val="clear" w:color="auto" w:fill="C1F0C7" w:themeFill="accent3" w:themeFillTint="33"/>
-            <w:vAlign w:val="center"/>
-          </w:tcPr>
-          <w:p>
-            <w:pPr>
-              <w:pStyle w:val="Prrafodelista"/>
-              <w:ind w:left="0"/>
-              <w:jc w:val="center"/>
-              <w:rPr>
-                <w:rFonts w:ascii="Arial Nova Cond" w:hAnsi="Arial Nova Cond" w:cs="Times New Roman"/>
-                <w:b/>
-                <w:bCs/>
-                <w:color w:val="000000" w:themeColor="text1"/>
-                <w:sz w:val="20"/>
-                <w:szCs w:val="20"/>
-              </w:rPr>
-            </w:pPr>
-            <w:r>
-              <w:rPr>
-                <w:rFonts w:ascii="Arial Nova Cond" w:hAnsi="Arial Nova Cond" w:cs="Times New Roman"/>
-                <w:b/>
-                <w:bCs/>
-                <w:color w:val="000000" w:themeColor="text1"/>
-                <w:sz w:val="20"/>
-                <w:szCs w:val="20"/>
-              </w:rPr>
               <w:t>COMPETENCIAS</w:t>
             </w:r>
           </w:p>
         </w:tc>
         <w:tc>
           <w:tcPr>
-            <w:tcW w:w="1337" w:type="dxa"/>
+            <w:tcW w:w="1399" w:type="dxa"/>
             <w:shd w:val="clear" w:color="auto" w:fill="C1F0C7" w:themeFill="accent3" w:themeFillTint="33"/>
             <w:vAlign w:val="center"/>
           </w:tcPr>
@@ -11754,7 +11583,7 @@
         </w:trPr>
         <w:tc>
           <w:tcPr>
-            <w:tcW w:w="875" w:type="dxa"/>
+            <w:tcW w:w="818" w:type="dxa"/>
             <w:vMerge w:val="restart"/>
             <w:vAlign w:val="center"/>
           </w:tcPr>
@@ -11793,7 +11622,7 @@
         </w:tc>
         <w:tc>
           <w:tcPr>
-            <w:tcW w:w="1095" w:type="dxa"/>
+            <w:tcW w:w="1018" w:type="dxa"/>
             <w:vAlign w:val="center"/>
           </w:tcPr>
           <w:p>
@@ -11831,7 +11660,7 @@
         </w:tc>
         <w:tc>
           <w:tcPr>
-            <w:tcW w:w="1726" w:type="dxa"/>
+            <w:tcW w:w="5379" w:type="dxa"/>
             <w:vAlign w:val="center"/>
           </w:tcPr>
           <w:p>
@@ -11859,47 +11688,13 @@
                 <w:szCs w:val="20"/>
                 <w:lang w:val="es-ES_tradnl"/>
               </w:rPr>
-              <w:t>{{problemapotencialidad0}}</w:t>
-            </w:r>
-          </w:p>
-        </w:tc>
-        <w:tc>
-          <w:tcPr>
-            <w:tcW w:w="6169" w:type="dxa"/>
-            <w:vAlign w:val="center"/>
-          </w:tcPr>
-          <w:p>
-            <w:pPr>
-              <w:pStyle w:val="Prrafodelista"/>
-              <w:tabs>
-                <w:tab w:val="left" w:pos="0"/>
-                <w:tab w:val="left" w:pos="142"/>
-                <w:tab w:val="left" w:pos="284"/>
-              </w:tabs>
-              <w:spacing w:line="276" w:lineRule="auto"/>
-              <w:ind w:left="0"/>
-              <w:jc w:val="both"/>
-              <w:rPr>
-                <w:rFonts w:ascii="Arial Nova Cond" w:eastAsia="Calibri" w:hAnsi="Arial Nova Cond" w:cs="Times New Roman"/>
-                <w:sz w:val="20"/>
-                <w:szCs w:val="20"/>
-                <w:lang w:val="es-ES_tradnl"/>
-              </w:rPr>
-            </w:pPr>
-            <w:r>
-              <w:rPr>
-                <w:rFonts w:ascii="Arial Nova Cond" w:eastAsia="Calibri" w:hAnsi="Arial Nova Cond" w:cs="Times New Roman"/>
-                <w:sz w:val="20"/>
-                <w:szCs w:val="20"/>
-                <w:lang w:val="es-ES_tradnl"/>
-              </w:rPr>
-              <w:t>{{situacionsignificativa0}}</w:t>
-            </w:r>
-          </w:p>
-        </w:tc>
-        <w:tc>
-          <w:tcPr>
-            <w:tcW w:w="2015" w:type="dxa"/>
+              <w:t xml:space="preserve">{{situacionsignificativa0}} </w:t>
+            </w:r>
+          </w:p>
+        </w:tc>
+        <w:tc>
+          <w:tcPr>
+            <w:tcW w:w="1984" w:type="dxa"/>
             <w:vAlign w:val="center"/>
           </w:tcPr>
           <w:p>
@@ -11930,7 +11725,7 @@
         </w:tc>
         <w:tc>
           <w:tcPr>
-            <w:tcW w:w="1634" w:type="dxa"/>
+            <w:tcW w:w="2693" w:type="dxa"/>
             <w:vAlign w:val="center"/>
           </w:tcPr>
           <w:p>
@@ -11955,13 +11750,13 @@
                 <w:sz w:val="20"/>
                 <w:szCs w:val="20"/>
               </w:rPr>
-              <w:t>{{competencias0}}</w:t>
-            </w:r>
-          </w:p>
-        </w:tc>
-        <w:tc>
-          <w:tcPr>
-            <w:tcW w:w="1337" w:type="dxa"/>
+              <w:t>{{campotematico0}}</w:t>
+            </w:r>
+          </w:p>
+        </w:tc>
+        <w:tc>
+          <w:tcPr>
+            <w:tcW w:w="1560" w:type="dxa"/>
             <w:vAlign w:val="center"/>
           </w:tcPr>
           <w:p>
@@ -11969,7 +11764,38 @@
               <w:autoSpaceDE w:val="0"/>
               <w:autoSpaceDN w:val="0"/>
               <w:adjustRightInd w:val="0"/>
-              <w:jc w:val="center"/>
+              <w:jc w:val="both"/>
+              <w:rPr>
+                <w:rFonts w:ascii="Arial Nova Cond" w:hAnsi="Arial Nova Cond" w:cs="Arial"/>
+                <w:color w:val="000000"/>
+                <w:kern w:val="0"/>
+                <w:sz w:val="20"/>
+                <w:szCs w:val="20"/>
+              </w:rPr>
+            </w:pPr>
+            <w:r>
+              <w:rPr>
+                <w:rFonts w:ascii="Arial Nova Cond" w:hAnsi="Arial Nova Cond" w:cs="Arial"/>
+                <w:color w:val="000000"/>
+                <w:kern w:val="0"/>
+                <w:sz w:val="20"/>
+                <w:szCs w:val="20"/>
+              </w:rPr>
+              <w:t>{{competencias0}}</w:t>
+            </w:r>
+          </w:p>
+        </w:tc>
+        <w:tc>
+          <w:tcPr>
+            <w:tcW w:w="1399" w:type="dxa"/>
+            <w:vAlign w:val="center"/>
+          </w:tcPr>
+          <w:p>
+            <w:pPr>
+              <w:autoSpaceDE w:val="0"/>
+              <w:autoSpaceDN w:val="0"/>
+              <w:adjustRightInd w:val="0"/>
+              <w:jc w:val="both"/>
               <w:rPr>
                 <w:rFonts w:ascii="Arial Nova Cond" w:hAnsi="Arial Nova Cond" w:cs="Arial"/>
                 <w:color w:val="000000"/>
@@ -11998,7 +11824,7 @@
         </w:trPr>
         <w:tc>
           <w:tcPr>
-            <w:tcW w:w="875" w:type="dxa"/>
+            <w:tcW w:w="818" w:type="dxa"/>
             <w:vMerge/>
             <w:vAlign w:val="center"/>
           </w:tcPr>
@@ -12026,7 +11852,7 @@
         </w:tc>
         <w:tc>
           <w:tcPr>
-            <w:tcW w:w="1095" w:type="dxa"/>
+            <w:tcW w:w="1018" w:type="dxa"/>
             <w:vAlign w:val="center"/>
           </w:tcPr>
           <w:p>
@@ -12064,33 +11890,7 @@
         </w:tc>
         <w:tc>
           <w:tcPr>
-            <w:tcW w:w="1726" w:type="dxa"/>
-            <w:vAlign w:val="center"/>
-          </w:tcPr>
-          <w:p>
-            <w:pPr>
-              <w:pStyle w:val="NormalWeb"/>
-              <w:jc w:val="both"/>
-              <w:rPr>
-                <w:rFonts w:ascii="Arial Nova Cond" w:hAnsi="Arial Nova Cond"/>
-                <w:sz w:val="20"/>
-                <w:szCs w:val="20"/>
-              </w:rPr>
-            </w:pPr>
-            <w:r>
-              <w:rPr>
-                <w:rFonts w:ascii="Arial Nova Cond" w:eastAsia="Calibri" w:hAnsi="Arial Nova Cond"/>
-                <w:sz w:val="20"/>
-                <w:szCs w:val="20"/>
-                <w:lang w:val="es-ES_tradnl"/>
-              </w:rPr>
-              <w:t>{{problemapotencialidad1}}</w:t>
-            </w:r>
-          </w:p>
-        </w:tc>
-        <w:tc>
-          <w:tcPr>
-            <w:tcW w:w="6169" w:type="dxa"/>
+            <w:tcW w:w="5379" w:type="dxa"/>
             <w:vAlign w:val="center"/>
           </w:tcPr>
           <w:p>
@@ -12124,7 +11924,7 @@
         </w:tc>
         <w:tc>
           <w:tcPr>
-            <w:tcW w:w="2015" w:type="dxa"/>
+            <w:tcW w:w="1984" w:type="dxa"/>
             <w:vAlign w:val="center"/>
           </w:tcPr>
           <w:p>
@@ -12155,7 +11955,7 @@
         </w:tc>
         <w:tc>
           <w:tcPr>
-            <w:tcW w:w="1634" w:type="dxa"/>
+            <w:tcW w:w="2693" w:type="dxa"/>
             <w:vAlign w:val="center"/>
           </w:tcPr>
           <w:p>
@@ -12180,13 +11980,13 @@
                 <w:sz w:val="20"/>
                 <w:szCs w:val="20"/>
               </w:rPr>
-              <w:t>{{competencias1}}</w:t>
-            </w:r>
-          </w:p>
-        </w:tc>
-        <w:tc>
-          <w:tcPr>
-            <w:tcW w:w="1337" w:type="dxa"/>
+              <w:t>{{campotematico1}}</w:t>
+            </w:r>
+          </w:p>
+        </w:tc>
+        <w:tc>
+          <w:tcPr>
+            <w:tcW w:w="1560" w:type="dxa"/>
             <w:vAlign w:val="center"/>
           </w:tcPr>
           <w:p>
@@ -12194,7 +11994,38 @@
               <w:autoSpaceDE w:val="0"/>
               <w:autoSpaceDN w:val="0"/>
               <w:adjustRightInd w:val="0"/>
-              <w:jc w:val="center"/>
+              <w:jc w:val="both"/>
+              <w:rPr>
+                <w:rFonts w:ascii="Arial Nova Cond" w:hAnsi="Arial Nova Cond" w:cs="Arial"/>
+                <w:color w:val="000000"/>
+                <w:kern w:val="0"/>
+                <w:sz w:val="20"/>
+                <w:szCs w:val="20"/>
+              </w:rPr>
+            </w:pPr>
+            <w:r>
+              <w:rPr>
+                <w:rFonts w:ascii="Arial Nova Cond" w:hAnsi="Arial Nova Cond" w:cs="Arial"/>
+                <w:color w:val="000000"/>
+                <w:kern w:val="0"/>
+                <w:sz w:val="20"/>
+                <w:szCs w:val="20"/>
+              </w:rPr>
+              <w:t>{{competencias1}}</w:t>
+            </w:r>
+          </w:p>
+        </w:tc>
+        <w:tc>
+          <w:tcPr>
+            <w:tcW w:w="1399" w:type="dxa"/>
+            <w:vAlign w:val="center"/>
+          </w:tcPr>
+          <w:p>
+            <w:pPr>
+              <w:autoSpaceDE w:val="0"/>
+              <w:autoSpaceDN w:val="0"/>
+              <w:adjustRightInd w:val="0"/>
+              <w:jc w:val="both"/>
               <w:rPr>
                 <w:rFonts w:ascii="Arial Nova Cond" w:hAnsi="Arial Nova Cond" w:cs="Arial"/>
                 <w:color w:val="000000"/>
@@ -12223,7 +12054,7 @@
         </w:trPr>
         <w:tc>
           <w:tcPr>
-            <w:tcW w:w="875" w:type="dxa"/>
+            <w:tcW w:w="818" w:type="dxa"/>
             <w:vMerge/>
             <w:vAlign w:val="center"/>
           </w:tcPr>
@@ -12251,7 +12082,7 @@
         </w:tc>
         <w:tc>
           <w:tcPr>
-            <w:tcW w:w="1095" w:type="dxa"/>
+            <w:tcW w:w="1018" w:type="dxa"/>
             <w:vAlign w:val="center"/>
           </w:tcPr>
           <w:p>
@@ -12289,33 +12120,7 @@
         </w:tc>
         <w:tc>
           <w:tcPr>
-            <w:tcW w:w="1726" w:type="dxa"/>
-            <w:vAlign w:val="center"/>
-          </w:tcPr>
-          <w:p>
-            <w:pPr>
-              <w:pStyle w:val="NormalWeb"/>
-              <w:jc w:val="both"/>
-              <w:rPr>
-                <w:rFonts w:ascii="Arial Nova Cond" w:eastAsia="Calibri" w:hAnsi="Arial Nova Cond"/>
-                <w:sz w:val="20"/>
-                <w:szCs w:val="20"/>
-              </w:rPr>
-            </w:pPr>
-            <w:r>
-              <w:rPr>
-                <w:rFonts w:ascii="Arial Nova Cond" w:eastAsia="Calibri" w:hAnsi="Arial Nova Cond"/>
-                <w:sz w:val="20"/>
-                <w:szCs w:val="20"/>
-                <w:lang w:val="es-ES_tradnl"/>
-              </w:rPr>
-              <w:t>{{problemapotencialidad2}}</w:t>
-            </w:r>
-          </w:p>
-        </w:tc>
-        <w:tc>
-          <w:tcPr>
-            <w:tcW w:w="6169" w:type="dxa"/>
+            <w:tcW w:w="5379" w:type="dxa"/>
             <w:vAlign w:val="center"/>
           </w:tcPr>
           <w:p>
@@ -12349,7 +12154,7 @@
         </w:tc>
         <w:tc>
           <w:tcPr>
-            <w:tcW w:w="2015" w:type="dxa"/>
+            <w:tcW w:w="1984" w:type="dxa"/>
             <w:vAlign w:val="center"/>
           </w:tcPr>
           <w:p>
@@ -12380,7 +12185,7 @@
         </w:tc>
         <w:tc>
           <w:tcPr>
-            <w:tcW w:w="1634" w:type="dxa"/>
+            <w:tcW w:w="2693" w:type="dxa"/>
             <w:vAlign w:val="center"/>
           </w:tcPr>
           <w:p>
@@ -12405,13 +12210,13 @@
                 <w:sz w:val="20"/>
                 <w:szCs w:val="20"/>
               </w:rPr>
-              <w:t>{{competencias2}}</w:t>
-            </w:r>
-          </w:p>
-        </w:tc>
-        <w:tc>
-          <w:tcPr>
-            <w:tcW w:w="1337" w:type="dxa"/>
+              <w:t>{{campotematico2}}</w:t>
+            </w:r>
+          </w:p>
+        </w:tc>
+        <w:tc>
+          <w:tcPr>
+            <w:tcW w:w="1560" w:type="dxa"/>
             <w:vAlign w:val="center"/>
           </w:tcPr>
           <w:p>
@@ -12419,7 +12224,38 @@
               <w:autoSpaceDE w:val="0"/>
               <w:autoSpaceDN w:val="0"/>
               <w:adjustRightInd w:val="0"/>
-              <w:jc w:val="center"/>
+              <w:jc w:val="both"/>
+              <w:rPr>
+                <w:rFonts w:ascii="Arial Nova Cond" w:hAnsi="Arial Nova Cond" w:cs="Arial"/>
+                <w:color w:val="000000"/>
+                <w:kern w:val="0"/>
+                <w:sz w:val="20"/>
+                <w:szCs w:val="20"/>
+              </w:rPr>
+            </w:pPr>
+            <w:r>
+              <w:rPr>
+                <w:rFonts w:ascii="Arial Nova Cond" w:hAnsi="Arial Nova Cond" w:cs="Arial"/>
+                <w:color w:val="000000"/>
+                <w:kern w:val="0"/>
+                <w:sz w:val="20"/>
+                <w:szCs w:val="20"/>
+              </w:rPr>
+              <w:t>{{competencias2}}</w:t>
+            </w:r>
+          </w:p>
+        </w:tc>
+        <w:tc>
+          <w:tcPr>
+            <w:tcW w:w="1399" w:type="dxa"/>
+            <w:vAlign w:val="center"/>
+          </w:tcPr>
+          <w:p>
+            <w:pPr>
+              <w:autoSpaceDE w:val="0"/>
+              <w:autoSpaceDN w:val="0"/>
+              <w:adjustRightInd w:val="0"/>
+              <w:jc w:val="both"/>
               <w:rPr>
                 <w:rFonts w:ascii="Arial Nova Cond" w:hAnsi="Arial Nova Cond" w:cs="Arial"/>
                 <w:color w:val="000000"/>
@@ -12448,7 +12284,7 @@
         </w:trPr>
         <w:tc>
           <w:tcPr>
-            <w:tcW w:w="875" w:type="dxa"/>
+            <w:tcW w:w="818" w:type="dxa"/>
             <w:vMerge w:val="restart"/>
             <w:vAlign w:val="center"/>
           </w:tcPr>
@@ -12487,7 +12323,7 @@
         </w:tc>
         <w:tc>
           <w:tcPr>
-            <w:tcW w:w="1095" w:type="dxa"/>
+            <w:tcW w:w="1018" w:type="dxa"/>
             <w:vAlign w:val="center"/>
           </w:tcPr>
           <w:p>
@@ -12525,33 +12361,7 @@
         </w:tc>
         <w:tc>
           <w:tcPr>
-            <w:tcW w:w="1726" w:type="dxa"/>
-            <w:vAlign w:val="center"/>
-          </w:tcPr>
-          <w:p>
-            <w:pPr>
-              <w:pStyle w:val="Sinespaciado"/>
-              <w:jc w:val="both"/>
-              <w:rPr>
-                <w:rFonts w:ascii="Arial Nova Cond" w:eastAsia="Times New Roman" w:hAnsi="Arial Nova Cond" w:cs="Times New Roman"/>
-                <w:sz w:val="20"/>
-                <w:szCs w:val="20"/>
-              </w:rPr>
-            </w:pPr>
-            <w:r>
-              <w:rPr>
-                <w:rFonts w:ascii="Arial Nova Cond" w:eastAsia="Calibri" w:hAnsi="Arial Nova Cond" w:cs="Times New Roman"/>
-                <w:sz w:val="20"/>
-                <w:szCs w:val="20"/>
-                <w:lang w:val="es-ES_tradnl"/>
-              </w:rPr>
-              <w:t>{{problemapotencialidad3}}</w:t>
-            </w:r>
-          </w:p>
-        </w:tc>
-        <w:tc>
-          <w:tcPr>
-            <w:tcW w:w="6169" w:type="dxa"/>
+            <w:tcW w:w="5379" w:type="dxa"/>
             <w:vAlign w:val="center"/>
           </w:tcPr>
           <w:p>
@@ -12586,7 +12396,7 @@
         </w:tc>
         <w:tc>
           <w:tcPr>
-            <w:tcW w:w="2015" w:type="dxa"/>
+            <w:tcW w:w="1984" w:type="dxa"/>
             <w:vAlign w:val="center"/>
           </w:tcPr>
           <w:p>
@@ -12617,7 +12427,7 @@
         </w:tc>
         <w:tc>
           <w:tcPr>
-            <w:tcW w:w="1634" w:type="dxa"/>
+            <w:tcW w:w="2693" w:type="dxa"/>
             <w:vAlign w:val="center"/>
           </w:tcPr>
           <w:p>
@@ -12642,13 +12452,13 @@
                 <w:sz w:val="20"/>
                 <w:szCs w:val="20"/>
               </w:rPr>
-              <w:t>{{competencias3}}</w:t>
-            </w:r>
-          </w:p>
-        </w:tc>
-        <w:tc>
-          <w:tcPr>
-            <w:tcW w:w="1337" w:type="dxa"/>
+              <w:t>{{campotematico3}}</w:t>
+            </w:r>
+          </w:p>
+        </w:tc>
+        <w:tc>
+          <w:tcPr>
+            <w:tcW w:w="1560" w:type="dxa"/>
             <w:vAlign w:val="center"/>
           </w:tcPr>
           <w:p>
@@ -12656,7 +12466,38 @@
               <w:autoSpaceDE w:val="0"/>
               <w:autoSpaceDN w:val="0"/>
               <w:adjustRightInd w:val="0"/>
-              <w:jc w:val="center"/>
+              <w:jc w:val="both"/>
+              <w:rPr>
+                <w:rFonts w:ascii="Arial Nova Cond" w:hAnsi="Arial Nova Cond" w:cs="Arial"/>
+                <w:color w:val="000000"/>
+                <w:kern w:val="0"/>
+                <w:sz w:val="20"/>
+                <w:szCs w:val="20"/>
+              </w:rPr>
+            </w:pPr>
+            <w:r>
+              <w:rPr>
+                <w:rFonts w:ascii="Arial Nova Cond" w:hAnsi="Arial Nova Cond" w:cs="Arial"/>
+                <w:color w:val="000000"/>
+                <w:kern w:val="0"/>
+                <w:sz w:val="20"/>
+                <w:szCs w:val="20"/>
+              </w:rPr>
+              <w:t>{{competencias3}}</w:t>
+            </w:r>
+          </w:p>
+        </w:tc>
+        <w:tc>
+          <w:tcPr>
+            <w:tcW w:w="1399" w:type="dxa"/>
+            <w:vAlign w:val="center"/>
+          </w:tcPr>
+          <w:p>
+            <w:pPr>
+              <w:autoSpaceDE w:val="0"/>
+              <w:autoSpaceDN w:val="0"/>
+              <w:adjustRightInd w:val="0"/>
+              <w:jc w:val="both"/>
               <w:rPr>
                 <w:rFonts w:ascii="Arial Nova Cond" w:hAnsi="Arial Nova Cond" w:cs="Arial"/>
                 <w:color w:val="000000"/>
@@ -12685,7 +12526,7 @@
         </w:trPr>
         <w:tc>
           <w:tcPr>
-            <w:tcW w:w="875" w:type="dxa"/>
+            <w:tcW w:w="818" w:type="dxa"/>
             <w:vMerge/>
             <w:vAlign w:val="center"/>
           </w:tcPr>
@@ -12713,7 +12554,7 @@
         </w:tc>
         <w:tc>
           <w:tcPr>
-            <w:tcW w:w="1095" w:type="dxa"/>
+            <w:tcW w:w="1018" w:type="dxa"/>
             <w:vAlign w:val="center"/>
           </w:tcPr>
           <w:p>
@@ -12751,33 +12592,7 @@
         </w:tc>
         <w:tc>
           <w:tcPr>
-            <w:tcW w:w="1726" w:type="dxa"/>
-            <w:vAlign w:val="center"/>
-          </w:tcPr>
-          <w:p>
-            <w:pPr>
-              <w:pStyle w:val="Sinespaciado"/>
-              <w:jc w:val="both"/>
-              <w:rPr>
-                <w:rFonts w:ascii="Arial Nova Cond" w:hAnsi="Arial Nova Cond"/>
-                <w:sz w:val="20"/>
-                <w:szCs w:val="20"/>
-              </w:rPr>
-            </w:pPr>
-            <w:r>
-              <w:rPr>
-                <w:rFonts w:ascii="Arial Nova Cond" w:eastAsia="Calibri" w:hAnsi="Arial Nova Cond" w:cs="Times New Roman"/>
-                <w:sz w:val="20"/>
-                <w:szCs w:val="20"/>
-                <w:lang w:val="es-ES_tradnl"/>
-              </w:rPr>
-              <w:t>{{problemapotencialidad4}}</w:t>
-            </w:r>
-          </w:p>
-        </w:tc>
-        <w:tc>
-          <w:tcPr>
-            <w:tcW w:w="6169" w:type="dxa"/>
+            <w:tcW w:w="5379" w:type="dxa"/>
             <w:vAlign w:val="center"/>
           </w:tcPr>
           <w:p>
@@ -12812,7 +12627,7 @@
         </w:tc>
         <w:tc>
           <w:tcPr>
-            <w:tcW w:w="2015" w:type="dxa"/>
+            <w:tcW w:w="1984" w:type="dxa"/>
             <w:vAlign w:val="center"/>
           </w:tcPr>
           <w:p>
@@ -12843,7 +12658,7 @@
         </w:tc>
         <w:tc>
           <w:tcPr>
-            <w:tcW w:w="1634" w:type="dxa"/>
+            <w:tcW w:w="2693" w:type="dxa"/>
             <w:vAlign w:val="center"/>
           </w:tcPr>
           <w:p>
@@ -12868,13 +12683,13 @@
                 <w:sz w:val="20"/>
                 <w:szCs w:val="20"/>
               </w:rPr>
-              <w:t>{{competencias4}}</w:t>
-            </w:r>
-          </w:p>
-        </w:tc>
-        <w:tc>
-          <w:tcPr>
-            <w:tcW w:w="1337" w:type="dxa"/>
+              <w:t>{{campotematico4}}</w:t>
+            </w:r>
+          </w:p>
+        </w:tc>
+        <w:tc>
+          <w:tcPr>
+            <w:tcW w:w="1560" w:type="dxa"/>
             <w:vAlign w:val="center"/>
           </w:tcPr>
           <w:p>
@@ -12882,7 +12697,38 @@
               <w:autoSpaceDE w:val="0"/>
               <w:autoSpaceDN w:val="0"/>
               <w:adjustRightInd w:val="0"/>
-              <w:jc w:val="center"/>
+              <w:jc w:val="both"/>
+              <w:rPr>
+                <w:rFonts w:ascii="Arial Nova Cond" w:hAnsi="Arial Nova Cond" w:cs="Arial"/>
+                <w:color w:val="000000"/>
+                <w:kern w:val="0"/>
+                <w:sz w:val="20"/>
+                <w:szCs w:val="20"/>
+              </w:rPr>
+            </w:pPr>
+            <w:r>
+              <w:rPr>
+                <w:rFonts w:ascii="Arial Nova Cond" w:hAnsi="Arial Nova Cond" w:cs="Arial"/>
+                <w:color w:val="000000"/>
+                <w:kern w:val="0"/>
+                <w:sz w:val="20"/>
+                <w:szCs w:val="20"/>
+              </w:rPr>
+              <w:t>{{competencias4}}</w:t>
+            </w:r>
+          </w:p>
+        </w:tc>
+        <w:tc>
+          <w:tcPr>
+            <w:tcW w:w="1399" w:type="dxa"/>
+            <w:vAlign w:val="center"/>
+          </w:tcPr>
+          <w:p>
+            <w:pPr>
+              <w:autoSpaceDE w:val="0"/>
+              <w:autoSpaceDN w:val="0"/>
+              <w:adjustRightInd w:val="0"/>
+              <w:jc w:val="both"/>
               <w:rPr>
                 <w:rFonts w:ascii="Arial Nova Cond" w:hAnsi="Arial Nova Cond" w:cs="Arial"/>
                 <w:color w:val="000000"/>
@@ -12911,7 +12757,7 @@
         </w:trPr>
         <w:tc>
           <w:tcPr>
-            <w:tcW w:w="875" w:type="dxa"/>
+            <w:tcW w:w="818" w:type="dxa"/>
             <w:vMerge w:val="restart"/>
             <w:vAlign w:val="center"/>
           </w:tcPr>
@@ -12950,7 +12796,7 @@
         </w:tc>
         <w:tc>
           <w:tcPr>
-            <w:tcW w:w="1095" w:type="dxa"/>
+            <w:tcW w:w="1018" w:type="dxa"/>
             <w:vAlign w:val="center"/>
           </w:tcPr>
           <w:p>
@@ -12988,34 +12834,7 @@
         </w:tc>
         <w:tc>
           <w:tcPr>
-            <w:tcW w:w="1726" w:type="dxa"/>
-            <w:vAlign w:val="center"/>
-          </w:tcPr>
-          <w:p>
-            <w:pPr>
-              <w:pStyle w:val="Sinespaciado"/>
-              <w:jc w:val="both"/>
-              <w:rPr>
-                <w:rFonts w:ascii="Arial Nova Cond" w:hAnsi="Arial Nova Cond"/>
-                <w:color w:val="000000" w:themeColor="text1"/>
-                <w:sz w:val="20"/>
-                <w:szCs w:val="20"/>
-              </w:rPr>
-            </w:pPr>
-            <w:r>
-              <w:rPr>
-                <w:rFonts w:ascii="Arial Nova Cond" w:eastAsia="Calibri" w:hAnsi="Arial Nova Cond" w:cs="Times New Roman"/>
-                <w:sz w:val="20"/>
-                <w:szCs w:val="20"/>
-                <w:lang w:val="es-ES_tradnl"/>
-              </w:rPr>
-              <w:t>{{problemapotencialidad5}}</w:t>
-            </w:r>
-          </w:p>
-        </w:tc>
-        <w:tc>
-          <w:tcPr>
-            <w:tcW w:w="6169" w:type="dxa"/>
+            <w:tcW w:w="5379" w:type="dxa"/>
             <w:vAlign w:val="center"/>
           </w:tcPr>
           <w:p>
@@ -13044,13 +12863,13 @@
                 <w:szCs w:val="20"/>
                 <w:lang w:val="es-ES_tradnl"/>
               </w:rPr>
-              <w:t>{{situacionsignificativa5}}</w:t>
-            </w:r>
-          </w:p>
-        </w:tc>
-        <w:tc>
-          <w:tcPr>
-            <w:tcW w:w="2015" w:type="dxa"/>
+              <w:t xml:space="preserve">{{situacionsignificativa5}} </w:t>
+            </w:r>
+          </w:p>
+        </w:tc>
+        <w:tc>
+          <w:tcPr>
+            <w:tcW w:w="1984" w:type="dxa"/>
             <w:vAlign w:val="center"/>
           </w:tcPr>
           <w:p>
@@ -13081,7 +12900,7 @@
         </w:tc>
         <w:tc>
           <w:tcPr>
-            <w:tcW w:w="1634" w:type="dxa"/>
+            <w:tcW w:w="2693" w:type="dxa"/>
             <w:vAlign w:val="center"/>
           </w:tcPr>
           <w:p>
@@ -13106,13 +12925,13 @@
                 <w:sz w:val="20"/>
                 <w:szCs w:val="20"/>
               </w:rPr>
-              <w:t>{{competencias5}}</w:t>
-            </w:r>
-          </w:p>
-        </w:tc>
-        <w:tc>
-          <w:tcPr>
-            <w:tcW w:w="1337" w:type="dxa"/>
+              <w:t>{{campotematico5}}</w:t>
+            </w:r>
+          </w:p>
+        </w:tc>
+        <w:tc>
+          <w:tcPr>
+            <w:tcW w:w="1560" w:type="dxa"/>
             <w:vAlign w:val="center"/>
           </w:tcPr>
           <w:p>
@@ -13120,7 +12939,38 @@
               <w:autoSpaceDE w:val="0"/>
               <w:autoSpaceDN w:val="0"/>
               <w:adjustRightInd w:val="0"/>
-              <w:jc w:val="center"/>
+              <w:jc w:val="both"/>
+              <w:rPr>
+                <w:rFonts w:ascii="Arial Nova Cond" w:hAnsi="Arial Nova Cond" w:cs="Arial"/>
+                <w:color w:val="000000"/>
+                <w:kern w:val="0"/>
+                <w:sz w:val="20"/>
+                <w:szCs w:val="20"/>
+              </w:rPr>
+            </w:pPr>
+            <w:r>
+              <w:rPr>
+                <w:rFonts w:ascii="Arial Nova Cond" w:hAnsi="Arial Nova Cond" w:cs="Arial"/>
+                <w:color w:val="000000"/>
+                <w:kern w:val="0"/>
+                <w:sz w:val="20"/>
+                <w:szCs w:val="20"/>
+              </w:rPr>
+              <w:t>{{competencias5}}</w:t>
+            </w:r>
+          </w:p>
+        </w:tc>
+        <w:tc>
+          <w:tcPr>
+            <w:tcW w:w="1399" w:type="dxa"/>
+            <w:vAlign w:val="center"/>
+          </w:tcPr>
+          <w:p>
+            <w:pPr>
+              <w:autoSpaceDE w:val="0"/>
+              <w:autoSpaceDN w:val="0"/>
+              <w:adjustRightInd w:val="0"/>
+              <w:jc w:val="both"/>
               <w:rPr>
                 <w:rFonts w:ascii="Arial Nova Cond" w:hAnsi="Arial Nova Cond" w:cs="Arial"/>
                 <w:color w:val="000000"/>
@@ -13149,7 +12999,7 @@
         </w:trPr>
         <w:tc>
           <w:tcPr>
-            <w:tcW w:w="875" w:type="dxa"/>
+            <w:tcW w:w="818" w:type="dxa"/>
             <w:vMerge/>
             <w:vAlign w:val="center"/>
           </w:tcPr>
@@ -13177,7 +13027,7 @@
         </w:tc>
         <w:tc>
           <w:tcPr>
-            <w:tcW w:w="1095" w:type="dxa"/>
+            <w:tcW w:w="1018" w:type="dxa"/>
             <w:vAlign w:val="center"/>
           </w:tcPr>
           <w:p>
@@ -13215,33 +13065,7 @@
         </w:tc>
         <w:tc>
           <w:tcPr>
-            <w:tcW w:w="1726" w:type="dxa"/>
-            <w:vAlign w:val="center"/>
-          </w:tcPr>
-          <w:p>
-            <w:pPr>
-              <w:pStyle w:val="Sinespaciado"/>
-              <w:jc w:val="both"/>
-              <w:rPr>
-                <w:rFonts w:ascii="Arial Nova Cond" w:hAnsi="Arial Nova Cond"/>
-                <w:sz w:val="20"/>
-                <w:szCs w:val="20"/>
-              </w:rPr>
-            </w:pPr>
-            <w:r>
-              <w:rPr>
-                <w:rFonts w:ascii="Arial Nova Cond" w:eastAsia="Calibri" w:hAnsi="Arial Nova Cond" w:cs="Times New Roman"/>
-                <w:sz w:val="20"/>
-                <w:szCs w:val="20"/>
-                <w:lang w:val="es-ES_tradnl"/>
-              </w:rPr>
-              <w:t>{{problemapotencialidad6}}</w:t>
-            </w:r>
-          </w:p>
-        </w:tc>
-        <w:tc>
-          <w:tcPr>
-            <w:tcW w:w="6169" w:type="dxa"/>
+            <w:tcW w:w="5379" w:type="dxa"/>
             <w:vAlign w:val="center"/>
           </w:tcPr>
           <w:p>
@@ -13275,7 +13099,7 @@
         </w:tc>
         <w:tc>
           <w:tcPr>
-            <w:tcW w:w="2015" w:type="dxa"/>
+            <w:tcW w:w="1984" w:type="dxa"/>
             <w:vAlign w:val="center"/>
           </w:tcPr>
           <w:p>
@@ -13306,7 +13130,7 @@
         </w:tc>
         <w:tc>
           <w:tcPr>
-            <w:tcW w:w="1634" w:type="dxa"/>
+            <w:tcW w:w="2693" w:type="dxa"/>
             <w:vAlign w:val="center"/>
           </w:tcPr>
           <w:p>
@@ -13331,13 +13155,13 @@
                 <w:sz w:val="20"/>
                 <w:szCs w:val="20"/>
               </w:rPr>
-              <w:t>{{competencias6}}</w:t>
-            </w:r>
-          </w:p>
-        </w:tc>
-        <w:tc>
-          <w:tcPr>
-            <w:tcW w:w="1337" w:type="dxa"/>
+              <w:t>{{campotematico6}}</w:t>
+            </w:r>
+          </w:p>
+        </w:tc>
+        <w:tc>
+          <w:tcPr>
+            <w:tcW w:w="1560" w:type="dxa"/>
             <w:vAlign w:val="center"/>
           </w:tcPr>
           <w:p>
@@ -13345,7 +13169,38 @@
               <w:autoSpaceDE w:val="0"/>
               <w:autoSpaceDN w:val="0"/>
               <w:adjustRightInd w:val="0"/>
-              <w:jc w:val="center"/>
+              <w:jc w:val="both"/>
+              <w:rPr>
+                <w:rFonts w:ascii="Arial Nova Cond" w:hAnsi="Arial Nova Cond" w:cs="Arial"/>
+                <w:color w:val="000000"/>
+                <w:kern w:val="0"/>
+                <w:sz w:val="20"/>
+                <w:szCs w:val="20"/>
+              </w:rPr>
+            </w:pPr>
+            <w:r>
+              <w:rPr>
+                <w:rFonts w:ascii="Arial Nova Cond" w:hAnsi="Arial Nova Cond" w:cs="Arial"/>
+                <w:color w:val="000000"/>
+                <w:kern w:val="0"/>
+                <w:sz w:val="20"/>
+                <w:szCs w:val="20"/>
+              </w:rPr>
+              <w:t>{{competencias6}}</w:t>
+            </w:r>
+          </w:p>
+        </w:tc>
+        <w:tc>
+          <w:tcPr>
+            <w:tcW w:w="1399" w:type="dxa"/>
+            <w:vAlign w:val="center"/>
+          </w:tcPr>
+          <w:p>
+            <w:pPr>
+              <w:autoSpaceDE w:val="0"/>
+              <w:autoSpaceDN w:val="0"/>
+              <w:adjustRightInd w:val="0"/>
+              <w:jc w:val="both"/>
               <w:rPr>
                 <w:rFonts w:ascii="Arial Nova Cond" w:hAnsi="Arial Nova Cond" w:cs="Arial"/>
                 <w:color w:val="000000"/>
@@ -13374,7 +13229,7 @@
         </w:trPr>
         <w:tc>
           <w:tcPr>
-            <w:tcW w:w="875" w:type="dxa"/>
+            <w:tcW w:w="818" w:type="dxa"/>
             <w:vMerge w:val="restart"/>
             <w:vAlign w:val="center"/>
           </w:tcPr>
@@ -13413,7 +13268,7 @@
         </w:tc>
         <w:tc>
           <w:tcPr>
-            <w:tcW w:w="1095" w:type="dxa"/>
+            <w:tcW w:w="1018" w:type="dxa"/>
             <w:vAlign w:val="center"/>
           </w:tcPr>
           <w:p>
@@ -13451,7 +13306,7 @@
         </w:tc>
         <w:tc>
           <w:tcPr>
-            <w:tcW w:w="1726" w:type="dxa"/>
+            <w:tcW w:w="5379" w:type="dxa"/>
             <w:vAlign w:val="center"/>
           </w:tcPr>
           <w:p>
@@ -13464,62 +13319,28 @@
               </w:tabs>
               <w:spacing w:line="276" w:lineRule="auto"/>
               <w:ind w:left="0"/>
+              <w:jc w:val="both"/>
+              <w:rPr>
+                <w:rFonts w:ascii="Arial Nova Cond" w:hAnsi="Arial Nova Cond"/>
+                <w:color w:val="000000" w:themeColor="text1"/>
+                <w:sz w:val="20"/>
+                <w:szCs w:val="20"/>
+              </w:rPr>
+            </w:pPr>
+            <w:r>
               <w:rPr>
                 <w:rFonts w:ascii="Arial Nova Cond" w:eastAsia="Calibri" w:hAnsi="Arial Nova Cond" w:cs="Times New Roman"/>
-                <w:color w:val="000000" w:themeColor="text1"/>
                 <w:sz w:val="20"/>
                 <w:szCs w:val="20"/>
                 <w:lang w:val="es-ES_tradnl"/>
               </w:rPr>
-            </w:pPr>
-            <w:r>
-              <w:rPr>
-                <w:rFonts w:ascii="Arial Nova Cond" w:eastAsia="Calibri" w:hAnsi="Arial Nova Cond" w:cs="Times New Roman"/>
-                <w:sz w:val="20"/>
-                <w:szCs w:val="20"/>
-                <w:lang w:val="es-ES_tradnl"/>
-              </w:rPr>
-              <w:t>{{problemapotencialidad7}}</w:t>
-            </w:r>
-          </w:p>
-        </w:tc>
-        <w:tc>
-          <w:tcPr>
-            <w:tcW w:w="6169" w:type="dxa"/>
-            <w:vAlign w:val="center"/>
-          </w:tcPr>
-          <w:p>
-            <w:pPr>
-              <w:pStyle w:val="Prrafodelista"/>
-              <w:tabs>
-                <w:tab w:val="left" w:pos="0"/>
-                <w:tab w:val="left" w:pos="142"/>
-                <w:tab w:val="left" w:pos="284"/>
-              </w:tabs>
-              <w:spacing w:line="276" w:lineRule="auto"/>
-              <w:ind w:left="0"/>
-              <w:jc w:val="both"/>
-              <w:rPr>
-                <w:rFonts w:ascii="Arial Nova Cond" w:hAnsi="Arial Nova Cond"/>
-                <w:color w:val="000000" w:themeColor="text1"/>
-                <w:sz w:val="20"/>
-                <w:szCs w:val="20"/>
-              </w:rPr>
-            </w:pPr>
-            <w:r>
-              <w:rPr>
-                <w:rFonts w:ascii="Arial Nova Cond" w:eastAsia="Calibri" w:hAnsi="Arial Nova Cond" w:cs="Times New Roman"/>
-                <w:sz w:val="20"/>
-                <w:szCs w:val="20"/>
-                <w:lang w:val="es-ES_tradnl"/>
-              </w:rPr>
               <w:t>{{situacionsignificativa7}}</w:t>
             </w:r>
           </w:p>
         </w:tc>
         <w:tc>
           <w:tcPr>
-            <w:tcW w:w="2015" w:type="dxa"/>
+            <w:tcW w:w="1984" w:type="dxa"/>
             <w:vAlign w:val="center"/>
           </w:tcPr>
           <w:p>
@@ -13550,7 +13371,7 @@
         </w:tc>
         <w:tc>
           <w:tcPr>
-            <w:tcW w:w="1634" w:type="dxa"/>
+            <w:tcW w:w="2693" w:type="dxa"/>
             <w:vAlign w:val="center"/>
           </w:tcPr>
           <w:p>
@@ -13575,13 +13396,13 @@
                 <w:sz w:val="20"/>
                 <w:szCs w:val="20"/>
               </w:rPr>
-              <w:t>{{competencias7}}</w:t>
-            </w:r>
-          </w:p>
-        </w:tc>
-        <w:tc>
-          <w:tcPr>
-            <w:tcW w:w="1337" w:type="dxa"/>
+              <w:t>{{campotematico7}}</w:t>
+            </w:r>
+          </w:p>
+        </w:tc>
+        <w:tc>
+          <w:tcPr>
+            <w:tcW w:w="1560" w:type="dxa"/>
             <w:vAlign w:val="center"/>
           </w:tcPr>
           <w:p>
@@ -13589,7 +13410,38 @@
               <w:autoSpaceDE w:val="0"/>
               <w:autoSpaceDN w:val="0"/>
               <w:adjustRightInd w:val="0"/>
-              <w:jc w:val="center"/>
+              <w:jc w:val="both"/>
+              <w:rPr>
+                <w:rFonts w:ascii="Arial Nova Cond" w:hAnsi="Arial Nova Cond" w:cs="Arial"/>
+                <w:color w:val="000000"/>
+                <w:kern w:val="0"/>
+                <w:sz w:val="20"/>
+                <w:szCs w:val="20"/>
+              </w:rPr>
+            </w:pPr>
+            <w:r>
+              <w:rPr>
+                <w:rFonts w:ascii="Arial Nova Cond" w:hAnsi="Arial Nova Cond" w:cs="Arial"/>
+                <w:color w:val="000000"/>
+                <w:kern w:val="0"/>
+                <w:sz w:val="20"/>
+                <w:szCs w:val="20"/>
+              </w:rPr>
+              <w:t>{{competencias7}}</w:t>
+            </w:r>
+          </w:p>
+        </w:tc>
+        <w:tc>
+          <w:tcPr>
+            <w:tcW w:w="1399" w:type="dxa"/>
+            <w:vAlign w:val="center"/>
+          </w:tcPr>
+          <w:p>
+            <w:pPr>
+              <w:autoSpaceDE w:val="0"/>
+              <w:autoSpaceDN w:val="0"/>
+              <w:adjustRightInd w:val="0"/>
+              <w:jc w:val="both"/>
               <w:rPr>
                 <w:rFonts w:ascii="Arial Nova Cond" w:hAnsi="Arial Nova Cond" w:cs="Arial"/>
                 <w:color w:val="000000"/>
@@ -13618,7 +13470,7 @@
         </w:trPr>
         <w:tc>
           <w:tcPr>
-            <w:tcW w:w="875" w:type="dxa"/>
+            <w:tcW w:w="818" w:type="dxa"/>
             <w:vMerge/>
             <w:vAlign w:val="center"/>
           </w:tcPr>
@@ -13646,7 +13498,7 @@
         </w:tc>
         <w:tc>
           <w:tcPr>
-            <w:tcW w:w="1095" w:type="dxa"/>
+            <w:tcW w:w="1018" w:type="dxa"/>
             <w:vAlign w:val="center"/>
           </w:tcPr>
           <w:p>
@@ -13684,7 +13536,7 @@
         </w:tc>
         <w:tc>
           <w:tcPr>
-            <w:tcW w:w="1726" w:type="dxa"/>
+            <w:tcW w:w="5379" w:type="dxa"/>
             <w:vAlign w:val="center"/>
           </w:tcPr>
           <w:p>
@@ -13697,6 +13549,7 @@
               </w:tabs>
               <w:spacing w:line="276" w:lineRule="auto"/>
               <w:ind w:left="0"/>
+              <w:jc w:val="both"/>
               <w:rPr>
                 <w:rFonts w:ascii="Arial Nova Cond" w:eastAsia="Calibri" w:hAnsi="Arial Nova Cond" w:cs="Times New Roman"/>
                 <w:color w:val="000000" w:themeColor="text1"/>
@@ -13712,48 +13565,13 @@
                 <w:szCs w:val="20"/>
                 <w:lang w:val="es-ES_tradnl"/>
               </w:rPr>
-              <w:t>{{problemapotencialidad8}}</w:t>
-            </w:r>
-          </w:p>
-        </w:tc>
-        <w:tc>
-          <w:tcPr>
-            <w:tcW w:w="6169" w:type="dxa"/>
-            <w:vAlign w:val="center"/>
-          </w:tcPr>
-          <w:p>
-            <w:pPr>
-              <w:pStyle w:val="Prrafodelista"/>
-              <w:tabs>
-                <w:tab w:val="left" w:pos="0"/>
-                <w:tab w:val="left" w:pos="142"/>
-                <w:tab w:val="left" w:pos="284"/>
-              </w:tabs>
-              <w:spacing w:line="276" w:lineRule="auto"/>
-              <w:ind w:left="0"/>
-              <w:jc w:val="both"/>
-              <w:rPr>
-                <w:rFonts w:ascii="Arial Nova Cond" w:eastAsia="Calibri" w:hAnsi="Arial Nova Cond" w:cs="Times New Roman"/>
-                <w:color w:val="000000" w:themeColor="text1"/>
-                <w:sz w:val="20"/>
-                <w:szCs w:val="20"/>
-                <w:lang w:val="es-ES_tradnl"/>
-              </w:rPr>
-            </w:pPr>
-            <w:r>
-              <w:rPr>
-                <w:rFonts w:ascii="Arial Nova Cond" w:eastAsia="Calibri" w:hAnsi="Arial Nova Cond" w:cs="Times New Roman"/>
-                <w:sz w:val="20"/>
-                <w:szCs w:val="20"/>
-                <w:lang w:val="es-ES_tradnl"/>
-              </w:rPr>
               <w:t>{{situacionsignificativa8}}</w:t>
             </w:r>
           </w:p>
         </w:tc>
         <w:tc>
           <w:tcPr>
-            <w:tcW w:w="2015" w:type="dxa"/>
+            <w:tcW w:w="1984" w:type="dxa"/>
             <w:vAlign w:val="center"/>
           </w:tcPr>
           <w:p>
@@ -13783,7 +13601,7 @@
         </w:tc>
         <w:tc>
           <w:tcPr>
-            <w:tcW w:w="1634" w:type="dxa"/>
+            <w:tcW w:w="2693" w:type="dxa"/>
             <w:vAlign w:val="center"/>
           </w:tcPr>
           <w:p>
@@ -13808,13 +13626,13 @@
                 <w:sz w:val="20"/>
                 <w:szCs w:val="20"/>
               </w:rPr>
-              <w:t>{{competencias8}}</w:t>
-            </w:r>
-          </w:p>
-        </w:tc>
-        <w:tc>
-          <w:tcPr>
-            <w:tcW w:w="1337" w:type="dxa"/>
+              <w:t>{{campotematico8}}</w:t>
+            </w:r>
+          </w:p>
+        </w:tc>
+        <w:tc>
+          <w:tcPr>
+            <w:tcW w:w="1560" w:type="dxa"/>
             <w:vAlign w:val="center"/>
           </w:tcPr>
           <w:p>
@@ -13822,7 +13640,38 @@
               <w:autoSpaceDE w:val="0"/>
               <w:autoSpaceDN w:val="0"/>
               <w:adjustRightInd w:val="0"/>
-              <w:jc w:val="center"/>
+              <w:jc w:val="both"/>
+              <w:rPr>
+                <w:rFonts w:ascii="Arial Nova Cond" w:hAnsi="Arial Nova Cond" w:cs="Arial"/>
+                <w:color w:val="000000"/>
+                <w:kern w:val="0"/>
+                <w:sz w:val="20"/>
+                <w:szCs w:val="20"/>
+              </w:rPr>
+            </w:pPr>
+            <w:r>
+              <w:rPr>
+                <w:rFonts w:ascii="Arial Nova Cond" w:hAnsi="Arial Nova Cond" w:cs="Arial"/>
+                <w:color w:val="000000"/>
+                <w:kern w:val="0"/>
+                <w:sz w:val="20"/>
+                <w:szCs w:val="20"/>
+              </w:rPr>
+              <w:t>{{competencias8}}</w:t>
+            </w:r>
+          </w:p>
+        </w:tc>
+        <w:tc>
+          <w:tcPr>
+            <w:tcW w:w="1399" w:type="dxa"/>
+            <w:vAlign w:val="center"/>
+          </w:tcPr>
+          <w:p>
+            <w:pPr>
+              <w:autoSpaceDE w:val="0"/>
+              <w:autoSpaceDN w:val="0"/>
+              <w:adjustRightInd w:val="0"/>
+              <w:jc w:val="both"/>
               <w:rPr>
                 <w:rFonts w:ascii="Arial Nova Cond" w:hAnsi="Arial Nova Cond" w:cs="Arial"/>
                 <w:color w:val="000000"/>
@@ -13883,7 +13732,6 @@
           <w:bCs/>
           <w:color w:val="000000" w:themeColor="text1"/>
         </w:rPr>
-        <w:lastRenderedPageBreak/>
         <w:t xml:space="preserve">ORGANIZACIÓN DE LOS PROPÓSITOS DE APRENDIZAJE: </w:t>
       </w:r>
     </w:p>
@@ -24488,25 +24336,7 @@
                 <w:kern w:val="0"/>
                 <w14:ligatures w14:val="none"/>
               </w:rPr>
-              <w:t xml:space="preserve">ARROYO PONCE, </w:t>
-            </w:r>
-            <w:proofErr w:type="spellStart"/>
-            <w:r>
-              <w:rPr>
-                <w:rFonts w:ascii="Arial Nova Cond Light" w:eastAsia="Calibri" w:hAnsi="Arial Nova Cond Light" w:cs="Calibri Light"/>
-                <w:kern w:val="0"/>
-                <w14:ligatures w14:val="none"/>
-              </w:rPr>
-              <w:t>Gamaniel</w:t>
-            </w:r>
-            <w:proofErr w:type="spellEnd"/>
-            <w:r>
-              <w:rPr>
-                <w:rFonts w:ascii="Arial Nova Cond Light" w:eastAsia="Calibri" w:hAnsi="Arial Nova Cond Light" w:cs="Calibri Light"/>
-                <w:kern w:val="0"/>
-                <w14:ligatures w14:val="none"/>
-              </w:rPr>
-              <w:t xml:space="preserve">. Lengua quechua. </w:t>
+              <w:t xml:space="preserve">ARROYO PONCE, Gamaniel. Lengua quechua. </w:t>
             </w:r>
           </w:p>
           <w:p>
@@ -24556,43 +24386,7 @@
                 <w:kern w:val="0"/>
                 <w14:ligatures w14:val="none"/>
               </w:rPr>
-              <w:t xml:space="preserve">CACERES VARGAS (1996). Gloria. </w:t>
-            </w:r>
-            <w:proofErr w:type="spellStart"/>
-            <w:r>
-              <w:rPr>
-                <w:rFonts w:ascii="Arial Nova Cond Light" w:eastAsia="Calibri" w:hAnsi="Arial Nova Cond Light" w:cs="Calibri Light"/>
-                <w:kern w:val="0"/>
-                <w14:ligatures w14:val="none"/>
-              </w:rPr>
-              <w:t>Riqsinakusun</w:t>
-            </w:r>
-            <w:proofErr w:type="spellEnd"/>
-            <w:r>
-              <w:rPr>
-                <w:rFonts w:ascii="Arial Nova Cond Light" w:eastAsia="Calibri" w:hAnsi="Arial Nova Cond Light" w:cs="Calibri Light"/>
-                <w:kern w:val="0"/>
-                <w14:ligatures w14:val="none"/>
-              </w:rPr>
-              <w:t xml:space="preserve"> (Conozcámonos). Lima Ediciones </w:t>
-            </w:r>
-            <w:proofErr w:type="spellStart"/>
-            <w:r>
-              <w:rPr>
-                <w:rFonts w:ascii="Arial Nova Cond Light" w:eastAsia="Calibri" w:hAnsi="Arial Nova Cond Light" w:cs="Calibri Light"/>
-                <w:kern w:val="0"/>
-                <w14:ligatures w14:val="none"/>
-              </w:rPr>
-              <w:t>Kuyay</w:t>
-            </w:r>
-            <w:proofErr w:type="spellEnd"/>
-            <w:r>
-              <w:rPr>
-                <w:rFonts w:ascii="Arial Nova Cond Light" w:eastAsia="Calibri" w:hAnsi="Arial Nova Cond Light" w:cs="Calibri Light"/>
-                <w:kern w:val="0"/>
-                <w14:ligatures w14:val="none"/>
-              </w:rPr>
-              <w:t xml:space="preserve">. 1996. </w:t>
+              <w:t xml:space="preserve">CACERES VARGAS (1996). Gloria. Riqsinakusun (Conozcámonos). Lima Ediciones Kuyay. 1996. </w:t>
             </w:r>
           </w:p>
           <w:p>
@@ -24617,43 +24411,7 @@
                 <w:kern w:val="0"/>
                 <w14:ligatures w14:val="none"/>
               </w:rPr>
-              <w:t xml:space="preserve">FLORES SANTANA, Amador (2003). </w:t>
-            </w:r>
-            <w:proofErr w:type="spellStart"/>
-            <w:r>
-              <w:rPr>
-                <w:rFonts w:ascii="Arial Nova Cond Light" w:eastAsia="Calibri" w:hAnsi="Arial Nova Cond Light" w:cs="Calibri Light"/>
-                <w:kern w:val="0"/>
-                <w14:ligatures w14:val="none"/>
-              </w:rPr>
-              <w:t>Runasimipi</w:t>
-            </w:r>
-            <w:proofErr w:type="spellEnd"/>
-            <w:r>
-              <w:rPr>
-                <w:rFonts w:ascii="Arial Nova Cond Light" w:eastAsia="Calibri" w:hAnsi="Arial Nova Cond Light" w:cs="Calibri Light"/>
-                <w:kern w:val="0"/>
-                <w14:ligatures w14:val="none"/>
-              </w:rPr>
-              <w:t xml:space="preserve"> </w:t>
-            </w:r>
-            <w:proofErr w:type="spellStart"/>
-            <w:r>
-              <w:rPr>
-                <w:rFonts w:ascii="Arial Nova Cond Light" w:eastAsia="Calibri" w:hAnsi="Arial Nova Cond Light" w:cs="Calibri Light"/>
-                <w:kern w:val="0"/>
-                <w14:ligatures w14:val="none"/>
-              </w:rPr>
-              <w:t>Rimasun</w:t>
-            </w:r>
-            <w:proofErr w:type="spellEnd"/>
-            <w:r>
-              <w:rPr>
-                <w:rFonts w:ascii="Arial Nova Cond Light" w:eastAsia="Calibri" w:hAnsi="Arial Nova Cond Light" w:cs="Calibri Light"/>
-                <w:kern w:val="0"/>
-                <w14:ligatures w14:val="none"/>
-              </w:rPr>
-              <w:t xml:space="preserve">. Huancavelica. </w:t>
+              <w:t xml:space="preserve">FLORES SANTANA, Amador (2003). Runasimipi Rimasun. Huancavelica. </w:t>
             </w:r>
           </w:p>
           <w:p>
@@ -24678,79 +24436,7 @@
                 <w:kern w:val="0"/>
                 <w14:ligatures w14:val="none"/>
               </w:rPr>
-              <w:t xml:space="preserve">GODENZZI, Juan Carlos y VENGOA ZÚÑIGA, </w:t>
-            </w:r>
-            <w:proofErr w:type="spellStart"/>
-            <w:r>
-              <w:rPr>
-                <w:rFonts w:ascii="Arial Nova Cond Light" w:eastAsia="Calibri" w:hAnsi="Arial Nova Cond Light" w:cs="Calibri Light"/>
-                <w:kern w:val="0"/>
-                <w14:ligatures w14:val="none"/>
-              </w:rPr>
-              <w:t>Janett</w:t>
-            </w:r>
-            <w:proofErr w:type="spellEnd"/>
-            <w:r>
-              <w:rPr>
-                <w:rFonts w:ascii="Arial Nova Cond Light" w:eastAsia="Calibri" w:hAnsi="Arial Nova Cond Light" w:cs="Calibri Light"/>
-                <w:kern w:val="0"/>
-                <w14:ligatures w14:val="none"/>
-              </w:rPr>
-              <w:t xml:space="preserve"> (1994). </w:t>
-            </w:r>
-            <w:proofErr w:type="spellStart"/>
-            <w:r>
-              <w:rPr>
-                <w:rFonts w:ascii="Arial Nova Cond Light" w:eastAsia="Calibri" w:hAnsi="Arial Nova Cond Light" w:cs="Calibri Light"/>
-                <w:kern w:val="0"/>
-                <w14:ligatures w14:val="none"/>
-              </w:rPr>
-              <w:t>Runasimanta</w:t>
-            </w:r>
-            <w:proofErr w:type="spellEnd"/>
-            <w:r>
-              <w:rPr>
-                <w:rFonts w:ascii="Arial Nova Cond Light" w:eastAsia="Calibri" w:hAnsi="Arial Nova Cond Light" w:cs="Calibri Light"/>
-                <w:kern w:val="0"/>
-                <w14:ligatures w14:val="none"/>
-              </w:rPr>
-              <w:t xml:space="preserve"> </w:t>
-            </w:r>
-            <w:proofErr w:type="spellStart"/>
-            <w:r>
-              <w:rPr>
-                <w:rFonts w:ascii="Arial Nova Cond Light" w:eastAsia="Calibri" w:hAnsi="Arial Nova Cond Light" w:cs="Calibri Light"/>
-                <w:kern w:val="0"/>
-                <w14:ligatures w14:val="none"/>
-              </w:rPr>
-              <w:t>Yayaychakusun</w:t>
-            </w:r>
-            <w:proofErr w:type="spellEnd"/>
-            <w:r>
-              <w:rPr>
-                <w:rFonts w:ascii="Arial Nova Cond Light" w:eastAsia="Calibri" w:hAnsi="Arial Nova Cond Light" w:cs="Calibri Light"/>
-                <w:kern w:val="0"/>
-                <w14:ligatures w14:val="none"/>
-              </w:rPr>
-              <w:t xml:space="preserve">. Asociación </w:t>
-            </w:r>
-            <w:proofErr w:type="spellStart"/>
-            <w:r>
-              <w:rPr>
-                <w:rFonts w:ascii="Arial Nova Cond Light" w:eastAsia="Calibri" w:hAnsi="Arial Nova Cond Light" w:cs="Calibri Light"/>
-                <w:kern w:val="0"/>
-                <w14:ligatures w14:val="none"/>
-              </w:rPr>
-              <w:t>Pukllasunchis</w:t>
-            </w:r>
-            <w:proofErr w:type="spellEnd"/>
-            <w:r>
-              <w:rPr>
-                <w:rFonts w:ascii="Arial Nova Cond Light" w:eastAsia="Calibri" w:hAnsi="Arial Nova Cond Light" w:cs="Calibri Light"/>
-                <w:kern w:val="0"/>
-                <w14:ligatures w14:val="none"/>
-              </w:rPr>
-              <w:t xml:space="preserve"> y CERA “Bartolomé de las Casas” Cusco. </w:t>
+              <w:t xml:space="preserve">GODENZZI, Juan Carlos y VENGOA ZÚÑIGA, Janett (1994). Runasimanta Yayaychakusun. Asociación Pukllasunchis y CERA “Bartolomé de las Casas” Cusco. </w:t>
             </w:r>
           </w:p>
           <w:p>
@@ -24800,25 +24486,7 @@
                 <w:kern w:val="0"/>
                 <w14:ligatures w14:val="none"/>
               </w:rPr>
-              <w:t xml:space="preserve">ROJAS, </w:t>
-            </w:r>
-            <w:proofErr w:type="spellStart"/>
-            <w:r>
-              <w:rPr>
-                <w:rFonts w:ascii="Arial Nova Cond Light" w:eastAsia="Calibri" w:hAnsi="Arial Nova Cond Light" w:cs="Calibri Light"/>
-                <w:kern w:val="0"/>
-                <w14:ligatures w14:val="none"/>
-              </w:rPr>
-              <w:t>Íbico</w:t>
-            </w:r>
-            <w:proofErr w:type="spellEnd"/>
-            <w:r>
-              <w:rPr>
-                <w:rFonts w:ascii="Arial Nova Cond Light" w:eastAsia="Calibri" w:hAnsi="Arial Nova Cond Light" w:cs="Calibri Light"/>
-                <w:kern w:val="0"/>
-                <w14:ligatures w14:val="none"/>
-              </w:rPr>
-              <w:t xml:space="preserve"> (1998). Origen y expansión del quechua. Lima. </w:t>
+              <w:t xml:space="preserve">ROJAS, Íbico (1998). Origen y expansión del quechua. Lima. </w:t>
             </w:r>
           </w:p>
           <w:p>
@@ -24843,25 +24511,7 @@
                 <w:kern w:val="0"/>
                 <w14:ligatures w14:val="none"/>
               </w:rPr>
-              <w:t>SOLIS FONSECA, Gustavo y CHACÓN SIHUAY, Jorge (1989). Lingüística y gramática Runasimi-</w:t>
-            </w:r>
-            <w:proofErr w:type="spellStart"/>
-            <w:r>
-              <w:rPr>
-                <w:rFonts w:ascii="Arial Nova Cond Light" w:eastAsia="Calibri" w:hAnsi="Arial Nova Cond Light" w:cs="Calibri Light"/>
-                <w:kern w:val="0"/>
-                <w14:ligatures w14:val="none"/>
-              </w:rPr>
-              <w:t>chanka</w:t>
-            </w:r>
-            <w:proofErr w:type="spellEnd"/>
-            <w:r>
-              <w:rPr>
-                <w:rFonts w:ascii="Arial Nova Cond Light" w:eastAsia="Calibri" w:hAnsi="Arial Nova Cond Light" w:cs="Calibri Light"/>
-                <w:kern w:val="0"/>
-                <w14:ligatures w14:val="none"/>
-              </w:rPr>
-              <w:t xml:space="preserve">. Ministerio de Educación. UNESCO-AGFUND. </w:t>
+              <w:t xml:space="preserve">SOLIS FONSECA, Gustavo y CHACÓN SIHUAY, Jorge (1989). Lingüística y gramática Runasimi-chanka. Ministerio de Educación. UNESCO-AGFUND. </w:t>
             </w:r>
           </w:p>
           <w:p>
@@ -24886,59 +24536,23 @@
                 <w:kern w:val="0"/>
                 <w14:ligatures w14:val="none"/>
               </w:rPr>
-              <w:t xml:space="preserve">SOTO RUIZ, </w:t>
-            </w:r>
-            <w:proofErr w:type="spellStart"/>
+              <w:t>SOTO RUIZ, Clodoaldo (1976). Gramática quechua: Ayacucho-Chan</w:t>
+            </w:r>
             <w:r>
               <w:rPr>
                 <w:rFonts w:ascii="Arial Nova Cond Light" w:eastAsia="Calibri" w:hAnsi="Arial Nova Cond Light" w:cs="Calibri Light"/>
                 <w:kern w:val="0"/>
                 <w14:ligatures w14:val="none"/>
               </w:rPr>
-              <w:t>Clodoaldo</w:t>
-            </w:r>
-            <w:proofErr w:type="spellEnd"/>
+              <w:t>k</w:t>
+            </w:r>
             <w:r>
               <w:rPr>
                 <w:rFonts w:ascii="Arial Nova Cond Light" w:eastAsia="Calibri" w:hAnsi="Arial Nova Cond Light" w:cs="Calibri Light"/>
                 <w:kern w:val="0"/>
                 <w14:ligatures w14:val="none"/>
               </w:rPr>
-              <w:t xml:space="preserve"> (1976). Gramática quechua: Ayacucho-</w:t>
-            </w:r>
-            <w:proofErr w:type="spellStart"/>
-            <w:r>
-              <w:rPr>
-                <w:rFonts w:ascii="Arial Nova Cond Light" w:eastAsia="Calibri" w:hAnsi="Arial Nova Cond Light" w:cs="Calibri Light"/>
-                <w:kern w:val="0"/>
-                <w14:ligatures w14:val="none"/>
-              </w:rPr>
-              <w:t>Chan</w:t>
-            </w:r>
-            <w:r>
-              <w:rPr>
-                <w:rFonts w:ascii="Arial Nova Cond Light" w:eastAsia="Calibri" w:hAnsi="Arial Nova Cond Light" w:cs="Calibri Light"/>
-                <w:kern w:val="0"/>
-                <w14:ligatures w14:val="none"/>
-              </w:rPr>
-              <w:t>k</w:t>
-            </w:r>
-            <w:r>
-              <w:rPr>
-                <w:rFonts w:ascii="Arial Nova Cond Light" w:eastAsia="Calibri" w:hAnsi="Arial Nova Cond Light" w:cs="Calibri Light"/>
-                <w:kern w:val="0"/>
-                <w14:ligatures w14:val="none"/>
-              </w:rPr>
-              <w:t>a</w:t>
-            </w:r>
-            <w:proofErr w:type="spellEnd"/>
-            <w:r>
-              <w:rPr>
-                <w:rFonts w:ascii="Arial Nova Cond Light" w:eastAsia="Calibri" w:hAnsi="Arial Nova Cond Light" w:cs="Calibri Light"/>
-                <w:kern w:val="0"/>
-                <w14:ligatures w14:val="none"/>
-              </w:rPr>
-              <w:t xml:space="preserve">. Lima: Ministerio de Educación/Instituto de Estudios Peruanos. </w:t>
+              <w:t xml:space="preserve">a. Lima: Ministerio de Educación/Instituto de Estudios Peruanos. </w:t>
             </w:r>
           </w:p>
           <w:p>
@@ -24973,7 +24587,6 @@
               </w:rPr>
               <w:t xml:space="preserve">l texto escolar de </w:t>
             </w:r>
-            <w:proofErr w:type="gramStart"/>
             <w:r>
               <w:rPr>
                 <w:rFonts w:ascii="Arial Nova Cond Light" w:eastAsia="Calibri" w:hAnsi="Arial Nova Cond Light" w:cs="Calibri Light"/>
@@ -24982,7 +24595,6 @@
               </w:rPr>
               <w:t>Quechua</w:t>
             </w:r>
-            <w:proofErr w:type="gramEnd"/>
             <w:r>
               <w:rPr>
                 <w:rFonts w:ascii="Arial Nova Cond Light" w:eastAsia="Calibri" w:hAnsi="Arial Nova Cond Light" w:cs="Calibri Light"/>
@@ -25065,7 +24677,6 @@
               </w:rPr>
               <w:t xml:space="preserve">Minedu (2016). Programa curricular de educación secundaria. Resolución Ministerial </w:t>
             </w:r>
-            <w:proofErr w:type="spellStart"/>
             <w:r>
               <w:rPr>
                 <w:rFonts w:ascii="Arial Nova Cond Light" w:eastAsia="Calibri" w:hAnsi="Arial Nova Cond Light" w:cs="Calibri Light"/>
@@ -25074,7 +24685,6 @@
               </w:rPr>
               <w:t>N°</w:t>
             </w:r>
-            <w:proofErr w:type="spellEnd"/>
             <w:r>
               <w:rPr>
                 <w:rFonts w:ascii="Arial Nova Cond Light" w:eastAsia="Calibri" w:hAnsi="Arial Nova Cond Light" w:cs="Calibri Light"/>
@@ -25108,7 +24718,6 @@
               </w:rPr>
               <w:t xml:space="preserve">Minedu (2016). Currículo Nacional de la educación básica. Resolución Ministerial </w:t>
             </w:r>
-            <w:proofErr w:type="spellStart"/>
             <w:r>
               <w:rPr>
                 <w:rFonts w:ascii="Arial Nova Cond Light" w:eastAsia="Calibri" w:hAnsi="Arial Nova Cond Light" w:cs="Calibri Light"/>
@@ -25117,7 +24726,6 @@
               </w:rPr>
               <w:t>N°</w:t>
             </w:r>
-            <w:proofErr w:type="spellEnd"/>
             <w:r>
               <w:rPr>
                 <w:rFonts w:ascii="Arial Nova Cond Light" w:eastAsia="Calibri" w:hAnsi="Arial Nova Cond Light" w:cs="Calibri Light"/>
@@ -25172,25 +24780,7 @@
                 <w:kern w:val="0"/>
                 <w14:ligatures w14:val="none"/>
               </w:rPr>
-              <w:t xml:space="preserve">Minedu (2024). Resolución ministerial </w:t>
-            </w:r>
-            <w:proofErr w:type="spellStart"/>
-            <w:r>
-              <w:rPr>
-                <w:rFonts w:ascii="Arial Nova Cond Light" w:eastAsia="Calibri" w:hAnsi="Arial Nova Cond Light" w:cs="Calibri Light"/>
-                <w:kern w:val="0"/>
-                <w14:ligatures w14:val="none"/>
-              </w:rPr>
-              <w:t>N°</w:t>
-            </w:r>
-            <w:proofErr w:type="spellEnd"/>
-            <w:r>
-              <w:rPr>
-                <w:rFonts w:ascii="Arial Nova Cond Light" w:eastAsia="Calibri" w:hAnsi="Arial Nova Cond Light" w:cs="Calibri Light"/>
-                <w:kern w:val="0"/>
-                <w14:ligatures w14:val="none"/>
-              </w:rPr>
-              <w:t xml:space="preserve"> 556-2024-MINEDU</w:t>
+              <w:t>Minedu (2024). Resolución ministerial N° 556-2024-MINEDU</w:t>
             </w:r>
             <w:r>
               <w:rPr>
@@ -25239,21 +24829,7 @@
               <w:rPr>
                 <w:rFonts w:ascii="Arial Nova Cond Light" w:hAnsi="Arial Nova Cond Light"/>
               </w:rPr>
-              <w:t xml:space="preserve">). Resolución ministerial </w:t>
-            </w:r>
-            <w:proofErr w:type="spellStart"/>
-            <w:r>
-              <w:rPr>
-                <w:rFonts w:ascii="Arial Nova Cond Light" w:hAnsi="Arial Nova Cond Light"/>
-              </w:rPr>
-              <w:t>N°</w:t>
-            </w:r>
-            <w:proofErr w:type="spellEnd"/>
-            <w:r>
-              <w:rPr>
-                <w:rFonts w:ascii="Arial Nova Cond Light" w:hAnsi="Arial Nova Cond Light"/>
-              </w:rPr>
-              <w:t xml:space="preserve"> 501-2025-MINEDU   </w:t>
+              <w:t xml:space="preserve">). Resolución ministerial N° 501-2025-MINEDU   </w:t>
             </w:r>
           </w:p>
         </w:tc>
@@ -25319,25 +24895,7 @@
                 <w:kern w:val="0"/>
                 <w14:ligatures w14:val="none"/>
               </w:rPr>
-              <w:t xml:space="preserve">Ministerio de Educación. Libro de </w:t>
-            </w:r>
-            <w:proofErr w:type="spellStart"/>
-            <w:r>
-              <w:rPr>
-                <w:rFonts w:ascii="Arial Nova Cond Light" w:eastAsia="Calibri" w:hAnsi="Arial Nova Cond Light" w:cs="Calibri Light"/>
-                <w:kern w:val="0"/>
-                <w14:ligatures w14:val="none"/>
-              </w:rPr>
-              <w:t>Rimana</w:t>
-            </w:r>
-            <w:proofErr w:type="spellEnd"/>
-            <w:r>
-              <w:rPr>
-                <w:rFonts w:ascii="Arial Nova Cond Light" w:eastAsia="Calibri" w:hAnsi="Arial Nova Cond Light" w:cs="Calibri Light"/>
-                <w:kern w:val="0"/>
-                <w14:ligatures w14:val="none"/>
-              </w:rPr>
-              <w:t xml:space="preserve"> de </w:t>
+              <w:t xml:space="preserve">Ministerio de Educación. Libro de Rimana de </w:t>
             </w:r>
             <w:r>
               <w:rPr>
@@ -25378,43 +24936,7 @@
                 <w:kern w:val="0"/>
                 <w14:ligatures w14:val="none"/>
               </w:rPr>
-              <w:t xml:space="preserve">Diccionario en </w:t>
-            </w:r>
-            <w:proofErr w:type="gramStart"/>
-            <w:r>
-              <w:rPr>
-                <w:rFonts w:ascii="Arial Nova Cond Light" w:eastAsia="Calibri" w:hAnsi="Arial Nova Cond Light" w:cs="Calibri Light"/>
-                <w:kern w:val="0"/>
-                <w14:ligatures w14:val="none"/>
-              </w:rPr>
-              <w:t>Quechua</w:t>
-            </w:r>
-            <w:proofErr w:type="gramEnd"/>
-            <w:r>
-              <w:rPr>
-                <w:rFonts w:ascii="Arial Nova Cond Light" w:eastAsia="Calibri" w:hAnsi="Arial Nova Cond Light" w:cs="Calibri Light"/>
-                <w:kern w:val="0"/>
-                <w14:ligatures w14:val="none"/>
-              </w:rPr>
-              <w:t xml:space="preserve"> </w:t>
-            </w:r>
-            <w:proofErr w:type="spellStart"/>
-            <w:r>
-              <w:rPr>
-                <w:rFonts w:ascii="Arial Nova Cond Light" w:eastAsia="Calibri" w:hAnsi="Arial Nova Cond Light" w:cs="Calibri Light"/>
-                <w:kern w:val="0"/>
-                <w14:ligatures w14:val="none"/>
-              </w:rPr>
-              <w:t>Chanka</w:t>
-            </w:r>
-            <w:proofErr w:type="spellEnd"/>
-            <w:r>
-              <w:rPr>
-                <w:rFonts w:ascii="Arial Nova Cond Light" w:eastAsia="Calibri" w:hAnsi="Arial Nova Cond Light" w:cs="Calibri Light"/>
-                <w:kern w:val="0"/>
-                <w14:ligatures w14:val="none"/>
-              </w:rPr>
-              <w:t xml:space="preserve">. </w:t>
+              <w:t xml:space="preserve">Diccionario en Quechua Chanka. </w:t>
             </w:r>
             <w:r>
               <w:rPr>
@@ -25449,7 +24971,6 @@
               </w:rPr>
               <w:t xml:space="preserve">Texto escolar de </w:t>
             </w:r>
-            <w:proofErr w:type="gramStart"/>
             <w:r>
               <w:rPr>
                 <w:rFonts w:ascii="Arial Nova Cond Light" w:eastAsia="Calibri" w:hAnsi="Arial Nova Cond Light" w:cs="Calibri Light"/>
@@ -25458,7 +24979,6 @@
               </w:rPr>
               <w:t>Quechua</w:t>
             </w:r>
-            <w:proofErr w:type="gramEnd"/>
             <w:r>
               <w:rPr>
                 <w:rFonts w:ascii="Arial Nova Cond Light" w:eastAsia="Calibri" w:hAnsi="Arial Nova Cond Light" w:cs="Calibri Light"/>
@@ -26049,7 +25569,7 @@
 </file>
 
 <file path=word/endnotes.xml><?xml version="1.0" encoding="utf-8"?>
-<w:endnotes xmlns:wpc="http://schemas.microsoft.com/office/word/2010/wordprocessingCanvas" xmlns:cx="http://schemas.microsoft.com/office/drawing/2014/chartex" xmlns:cx1="http://schemas.microsoft.com/office/drawing/2015/9/8/chartex" xmlns:cx2="http://schemas.microsoft.com/office/drawing/2015/10/21/chartex" xmlns:cx3="http://schemas.microsoft.com/office/drawing/2016/5/9/chartex" xmlns:cx4="http://schemas.microsoft.com/office/drawing/2016/5/10/chartex" xmlns:cx5="http://schemas.microsoft.com/office/drawing/2016/5/11/chartex" xmlns:cx6="http://schemas.microsoft.com/office/drawing/2016/5/12/chartex" xmlns:cx7="http://schemas.microsoft.com/office/drawing/2016/5/13/chartex" xmlns:cx8="http://schemas.microsoft.com/office/drawing/2016/5/14/chartex" xmlns:mc="http://schemas.openxmlformats.org/markup-compatibility/2006" xmlns:aink="http://schemas.microsoft.com/office/drawing/2016/ink" xmlns:am3d="http://schemas.microsoft.com/office/drawing/2017/model3d" xmlns:o="urn:schemas-microsoft-com:office:office" xmlns:oel="http://schemas.microsoft.com/office/2019/extlst" xmlns:r="http://schemas.openxmlformats.org/officeDocument/2006/relationships" xmlns:m="http://schemas.openxmlformats.org/officeDocument/2006/math" xmlns:v="urn:schemas-microsoft-com:vml" xmlns:wp14="http://schemas.microsoft.com/office/word/2010/wordprocessingDrawing" xmlns:wp="http://schemas.openxmlformats.org/drawingml/2006/wordprocessingDrawing" xmlns:w10="urn:schemas-microsoft-com:office:word" xmlns:w="http://schemas.openxmlformats.org/wordprocessingml/2006/main" xmlns:w14="http://schemas.microsoft.com/office/word/2010/wordml" xmlns:w15="http://schemas.microsoft.com/office/word/2012/wordml" xmlns:w16cex="http://schemas.microsoft.com/office/word/2018/wordml/cex" xmlns:w16cid="http://schemas.microsoft.com/office/word/2016/wordml/cid" xmlns:w16="http://schemas.microsoft.com/office/word/2018/wordml" xmlns:w16du="http://schemas.microsoft.com/office/word/2023/wordml/word16du" xmlns:w16sdtdh="http://schemas.microsoft.com/office/word/2020/wordml/sdtdatahash" xmlns:w16se="http://schemas.microsoft.com/office/word/2015/wordml/symex" xmlns:wpg="http://schemas.microsoft.com/office/word/2010/wordprocessingGroup" xmlns:wpi="http://schemas.microsoft.com/office/word/2010/wordprocessingInk" xmlns:wne="http://schemas.microsoft.com/office/word/2006/wordml" xmlns:wps="http://schemas.microsoft.com/office/word/2010/wordprocessingShape" mc:Ignorable="w14 w15 w16se w16cid w16 w16cex w16sdtdh w16du wp14">
+<w:endnotes xmlns:wpc="http://schemas.microsoft.com/office/word/2010/wordprocessingCanvas" xmlns:cx="http://schemas.microsoft.com/office/drawing/2014/chartex" xmlns:cx1="http://schemas.microsoft.com/office/drawing/2015/9/8/chartex" xmlns:cx2="http://schemas.microsoft.com/office/drawing/2015/10/21/chartex" xmlns:cx3="http://schemas.microsoft.com/office/drawing/2016/5/9/chartex" xmlns:cx4="http://schemas.microsoft.com/office/drawing/2016/5/10/chartex" xmlns:cx5="http://schemas.microsoft.com/office/drawing/2016/5/11/chartex" xmlns:cx6="http://schemas.microsoft.com/office/drawing/2016/5/12/chartex" xmlns:cx7="http://schemas.microsoft.com/office/drawing/2016/5/13/chartex" xmlns:cx8="http://schemas.microsoft.com/office/drawing/2016/5/14/chartex" xmlns:mc="http://schemas.openxmlformats.org/markup-compatibility/2006" xmlns:aink="http://schemas.microsoft.com/office/drawing/2016/ink" xmlns:am3d="http://schemas.microsoft.com/office/drawing/2017/model3d" xmlns:o="urn:schemas-microsoft-com:office:office" xmlns:oel="http://schemas.microsoft.com/office/2019/extlst" xmlns:r="http://schemas.openxmlformats.org/officeDocument/2006/relationships" xmlns:m="http://schemas.openxmlformats.org/officeDocument/2006/math" xmlns:v="urn:schemas-microsoft-com:vml" xmlns:wp14="http://schemas.microsoft.com/office/word/2010/wordprocessingDrawing" xmlns:wp="http://schemas.openxmlformats.org/drawingml/2006/wordprocessingDrawing" xmlns:w10="urn:schemas-microsoft-com:office:word" xmlns:w="http://schemas.openxmlformats.org/wordprocessingml/2006/main" xmlns:w14="http://schemas.microsoft.com/office/word/2010/wordml" xmlns:w15="http://schemas.microsoft.com/office/word/2012/wordml" xmlns:w16cex="http://schemas.microsoft.com/office/word/2018/wordml/cex" xmlns:w16cid="http://schemas.microsoft.com/office/word/2016/wordml/cid" xmlns:w16="http://schemas.microsoft.com/office/word/2018/wordml" xmlns:w16du="http://schemas.microsoft.com/office/word/2023/wordml/word16du" xmlns:w16sdtdh="http://schemas.microsoft.com/office/word/2020/wordml/sdtdatahash" xmlns:w16sdtfl="http://schemas.microsoft.com/office/word/2024/wordml/sdtformatlock" xmlns:w16se="http://schemas.microsoft.com/office/word/2015/wordml/symex" xmlns:wpg="http://schemas.microsoft.com/office/word/2010/wordprocessingGroup" xmlns:wpi="http://schemas.microsoft.com/office/word/2010/wordprocessingInk" xmlns:wne="http://schemas.microsoft.com/office/word/2006/wordml" xmlns:wps="http://schemas.microsoft.com/office/word/2010/wordprocessingShape" mc:Ignorable="w14 w15 w16se w16cid w16 w16cex w16sdtdh w16sdtfl w16du wp14">
   <w:endnote w:type="separator" w:id="-1">
     <w:p>
       <w:pPr>
@@ -26074,7 +25594,7 @@
 </file>
 
 <file path=word/footer1.xml><?xml version="1.0" encoding="utf-8"?>
-<w:ftr xmlns:wpc="http://schemas.microsoft.com/office/word/2010/wordprocessingCanvas" xmlns:cx="http://schemas.microsoft.com/office/drawing/2014/chartex" xmlns:cx1="http://schemas.microsoft.com/office/drawing/2015/9/8/chartex" xmlns:cx2="http://schemas.microsoft.com/office/drawing/2015/10/21/chartex" xmlns:cx3="http://schemas.microsoft.com/office/drawing/2016/5/9/chartex" xmlns:cx4="http://schemas.microsoft.com/office/drawing/2016/5/10/chartex" xmlns:cx5="http://schemas.microsoft.com/office/drawing/2016/5/11/chartex" xmlns:cx6="http://schemas.microsoft.com/office/drawing/2016/5/12/chartex" xmlns:cx7="http://schemas.microsoft.com/office/drawing/2016/5/13/chartex" xmlns:cx8="http://schemas.microsoft.com/office/drawing/2016/5/14/chartex" xmlns:mc="http://schemas.openxmlformats.org/markup-compatibility/2006" xmlns:aink="http://schemas.microsoft.com/office/drawing/2016/ink" xmlns:am3d="http://schemas.microsoft.com/office/drawing/2017/model3d" xmlns:o="urn:schemas-microsoft-com:office:office" xmlns:oel="http://schemas.microsoft.com/office/2019/extlst" xmlns:r="http://schemas.openxmlformats.org/officeDocument/2006/relationships" xmlns:m="http://schemas.openxmlformats.org/officeDocument/2006/math" xmlns:v="urn:schemas-microsoft-com:vml" xmlns:wp14="http://schemas.microsoft.com/office/word/2010/wordprocessingDrawing" xmlns:wp="http://schemas.openxmlformats.org/drawingml/2006/wordprocessingDrawing" xmlns:w10="urn:schemas-microsoft-com:office:word" xmlns:w="http://schemas.openxmlformats.org/wordprocessingml/2006/main" xmlns:w14="http://schemas.microsoft.com/office/word/2010/wordml" xmlns:w15="http://schemas.microsoft.com/office/word/2012/wordml" xmlns:w16cex="http://schemas.microsoft.com/office/word/2018/wordml/cex" xmlns:w16cid="http://schemas.microsoft.com/office/word/2016/wordml/cid" xmlns:w16="http://schemas.microsoft.com/office/word/2018/wordml" xmlns:w16du="http://schemas.microsoft.com/office/word/2023/wordml/word16du" xmlns:w16sdtdh="http://schemas.microsoft.com/office/word/2020/wordml/sdtdatahash" xmlns:w16se="http://schemas.microsoft.com/office/word/2015/wordml/symex" xmlns:wpg="http://schemas.microsoft.com/office/word/2010/wordprocessingGroup" xmlns:wpi="http://schemas.microsoft.com/office/word/2010/wordprocessingInk" xmlns:wne="http://schemas.microsoft.com/office/word/2006/wordml" xmlns:wps="http://schemas.microsoft.com/office/word/2010/wordprocessingShape" mc:Ignorable="w14 w15 w16se w16cid w16 w16cex w16sdtdh w16du wp14">
+<w:ftr xmlns:wpc="http://schemas.microsoft.com/office/word/2010/wordprocessingCanvas" xmlns:cx="http://schemas.microsoft.com/office/drawing/2014/chartex" xmlns:cx1="http://schemas.microsoft.com/office/drawing/2015/9/8/chartex" xmlns:cx2="http://schemas.microsoft.com/office/drawing/2015/10/21/chartex" xmlns:cx3="http://schemas.microsoft.com/office/drawing/2016/5/9/chartex" xmlns:cx4="http://schemas.microsoft.com/office/drawing/2016/5/10/chartex" xmlns:cx5="http://schemas.microsoft.com/office/drawing/2016/5/11/chartex" xmlns:cx6="http://schemas.microsoft.com/office/drawing/2016/5/12/chartex" xmlns:cx7="http://schemas.microsoft.com/office/drawing/2016/5/13/chartex" xmlns:cx8="http://schemas.microsoft.com/office/drawing/2016/5/14/chartex" xmlns:mc="http://schemas.openxmlformats.org/markup-compatibility/2006" xmlns:aink="http://schemas.microsoft.com/office/drawing/2016/ink" xmlns:am3d="http://schemas.microsoft.com/office/drawing/2017/model3d" xmlns:o="urn:schemas-microsoft-com:office:office" xmlns:oel="http://schemas.microsoft.com/office/2019/extlst" xmlns:r="http://schemas.openxmlformats.org/officeDocument/2006/relationships" xmlns:m="http://schemas.openxmlformats.org/officeDocument/2006/math" xmlns:v="urn:schemas-microsoft-com:vml" xmlns:wp14="http://schemas.microsoft.com/office/word/2010/wordprocessingDrawing" xmlns:wp="http://schemas.openxmlformats.org/drawingml/2006/wordprocessingDrawing" xmlns:w10="urn:schemas-microsoft-com:office:word" xmlns:w="http://schemas.openxmlformats.org/wordprocessingml/2006/main" xmlns:w14="http://schemas.microsoft.com/office/word/2010/wordml" xmlns:w15="http://schemas.microsoft.com/office/word/2012/wordml" xmlns:w16cex="http://schemas.microsoft.com/office/word/2018/wordml/cex" xmlns:w16cid="http://schemas.microsoft.com/office/word/2016/wordml/cid" xmlns:w16="http://schemas.microsoft.com/office/word/2018/wordml" xmlns:w16du="http://schemas.microsoft.com/office/word/2023/wordml/word16du" xmlns:w16sdtdh="http://schemas.microsoft.com/office/word/2020/wordml/sdtdatahash" xmlns:w16sdtfl="http://schemas.microsoft.com/office/word/2024/wordml/sdtformatlock" xmlns:w16se="http://schemas.microsoft.com/office/word/2015/wordml/symex" xmlns:wpg="http://schemas.microsoft.com/office/word/2010/wordprocessingGroup" xmlns:wpi="http://schemas.microsoft.com/office/word/2010/wordprocessingInk" xmlns:wne="http://schemas.microsoft.com/office/word/2006/wordml" xmlns:wps="http://schemas.microsoft.com/office/word/2010/wordprocessingShape" mc:Ignorable="w14 w15 w16se w16cid w16 w16cex w16sdtdh w16sdtfl w16du wp14">
   <w:p>
     <w:pPr>
       <w:pStyle w:val="Piedepgina"/>
@@ -26539,7 +26059,7 @@
 </file>
 
 <file path=word/footnotes.xml><?xml version="1.0" encoding="utf-8"?>
-<w:footnotes xmlns:wpc="http://schemas.microsoft.com/office/word/2010/wordprocessingCanvas" xmlns:cx="http://schemas.microsoft.com/office/drawing/2014/chartex" xmlns:cx1="http://schemas.microsoft.com/office/drawing/2015/9/8/chartex" xmlns:cx2="http://schemas.microsoft.com/office/drawing/2015/10/21/chartex" xmlns:cx3="http://schemas.microsoft.com/office/drawing/2016/5/9/chartex" xmlns:cx4="http://schemas.microsoft.com/office/drawing/2016/5/10/chartex" xmlns:cx5="http://schemas.microsoft.com/office/drawing/2016/5/11/chartex" xmlns:cx6="http://schemas.microsoft.com/office/drawing/2016/5/12/chartex" xmlns:cx7="http://schemas.microsoft.com/office/drawing/2016/5/13/chartex" xmlns:cx8="http://schemas.microsoft.com/office/drawing/2016/5/14/chartex" xmlns:mc="http://schemas.openxmlformats.org/markup-compatibility/2006" xmlns:aink="http://schemas.microsoft.com/office/drawing/2016/ink" xmlns:am3d="http://schemas.microsoft.com/office/drawing/2017/model3d" xmlns:o="urn:schemas-microsoft-com:office:office" xmlns:oel="http://schemas.microsoft.com/office/2019/extlst" xmlns:r="http://schemas.openxmlformats.org/officeDocument/2006/relationships" xmlns:m="http://schemas.openxmlformats.org/officeDocument/2006/math" xmlns:v="urn:schemas-microsoft-com:vml" xmlns:wp14="http://schemas.microsoft.com/office/word/2010/wordprocessingDrawing" xmlns:wp="http://schemas.openxmlformats.org/drawingml/2006/wordprocessingDrawing" xmlns:w10="urn:schemas-microsoft-com:office:word" xmlns:w="http://schemas.openxmlformats.org/wordprocessingml/2006/main" xmlns:w14="http://schemas.microsoft.com/office/word/2010/wordml" xmlns:w15="http://schemas.microsoft.com/office/word/2012/wordml" xmlns:w16cex="http://schemas.microsoft.com/office/word/2018/wordml/cex" xmlns:w16cid="http://schemas.microsoft.com/office/word/2016/wordml/cid" xmlns:w16="http://schemas.microsoft.com/office/word/2018/wordml" xmlns:w16du="http://schemas.microsoft.com/office/word/2023/wordml/word16du" xmlns:w16sdtdh="http://schemas.microsoft.com/office/word/2020/wordml/sdtdatahash" xmlns:w16se="http://schemas.microsoft.com/office/word/2015/wordml/symex" xmlns:wpg="http://schemas.microsoft.com/office/word/2010/wordprocessingGroup" xmlns:wpi="http://schemas.microsoft.com/office/word/2010/wordprocessingInk" xmlns:wne="http://schemas.microsoft.com/office/word/2006/wordml" xmlns:wps="http://schemas.microsoft.com/office/word/2010/wordprocessingShape" mc:Ignorable="w14 w15 w16se w16cid w16 w16cex w16sdtdh w16du wp14">
+<w:footnotes xmlns:wpc="http://schemas.microsoft.com/office/word/2010/wordprocessingCanvas" xmlns:cx="http://schemas.microsoft.com/office/drawing/2014/chartex" xmlns:cx1="http://schemas.microsoft.com/office/drawing/2015/9/8/chartex" xmlns:cx2="http://schemas.microsoft.com/office/drawing/2015/10/21/chartex" xmlns:cx3="http://schemas.microsoft.com/office/drawing/2016/5/9/chartex" xmlns:cx4="http://schemas.microsoft.com/office/drawing/2016/5/10/chartex" xmlns:cx5="http://schemas.microsoft.com/office/drawing/2016/5/11/chartex" xmlns:cx6="http://schemas.microsoft.com/office/drawing/2016/5/12/chartex" xmlns:cx7="http://schemas.microsoft.com/office/drawing/2016/5/13/chartex" xmlns:cx8="http://schemas.microsoft.com/office/drawing/2016/5/14/chartex" xmlns:mc="http://schemas.openxmlformats.org/markup-compatibility/2006" xmlns:aink="http://schemas.microsoft.com/office/drawing/2016/ink" xmlns:am3d="http://schemas.microsoft.com/office/drawing/2017/model3d" xmlns:o="urn:schemas-microsoft-com:office:office" xmlns:oel="http://schemas.microsoft.com/office/2019/extlst" xmlns:r="http://schemas.openxmlformats.org/officeDocument/2006/relationships" xmlns:m="http://schemas.openxmlformats.org/officeDocument/2006/math" xmlns:v="urn:schemas-microsoft-com:vml" xmlns:wp14="http://schemas.microsoft.com/office/word/2010/wordprocessingDrawing" xmlns:wp="http://schemas.openxmlformats.org/drawingml/2006/wordprocessingDrawing" xmlns:w10="urn:schemas-microsoft-com:office:word" xmlns:w="http://schemas.openxmlformats.org/wordprocessingml/2006/main" xmlns:w14="http://schemas.microsoft.com/office/word/2010/wordml" xmlns:w15="http://schemas.microsoft.com/office/word/2012/wordml" xmlns:w16cex="http://schemas.microsoft.com/office/word/2018/wordml/cex" xmlns:w16cid="http://schemas.microsoft.com/office/word/2016/wordml/cid" xmlns:w16="http://schemas.microsoft.com/office/word/2018/wordml" xmlns:w16du="http://schemas.microsoft.com/office/word/2023/wordml/word16du" xmlns:w16sdtdh="http://schemas.microsoft.com/office/word/2020/wordml/sdtdatahash" xmlns:w16sdtfl="http://schemas.microsoft.com/office/word/2024/wordml/sdtformatlock" xmlns:w16se="http://schemas.microsoft.com/office/word/2015/wordml/symex" xmlns:wpg="http://schemas.microsoft.com/office/word/2010/wordprocessingGroup" xmlns:wpi="http://schemas.microsoft.com/office/word/2010/wordprocessingInk" xmlns:wne="http://schemas.microsoft.com/office/word/2006/wordml" xmlns:wps="http://schemas.microsoft.com/office/word/2010/wordprocessingShape" mc:Ignorable="w14 w15 w16se w16cid w16 w16cex w16sdtdh w16sdtfl w16du wp14">
   <w:footnote w:type="separator" w:id="-1">
     <w:p>
       <w:pPr>
@@ -26564,7 +26084,7 @@
 </file>
 
 <file path=word/header1.xml><?xml version="1.0" encoding="utf-8"?>
-<w:hdr xmlns:wpc="http://schemas.microsoft.com/office/word/2010/wordprocessingCanvas" xmlns:cx="http://schemas.microsoft.com/office/drawing/2014/chartex" xmlns:cx1="http://schemas.microsoft.com/office/drawing/2015/9/8/chartex" xmlns:cx2="http://schemas.microsoft.com/office/drawing/2015/10/21/chartex" xmlns:cx3="http://schemas.microsoft.com/office/drawing/2016/5/9/chartex" xmlns:cx4="http://schemas.microsoft.com/office/drawing/2016/5/10/chartex" xmlns:cx5="http://schemas.microsoft.com/office/drawing/2016/5/11/chartex" xmlns:cx6="http://schemas.microsoft.com/office/drawing/2016/5/12/chartex" xmlns:cx7="http://schemas.microsoft.com/office/drawing/2016/5/13/chartex" xmlns:cx8="http://schemas.microsoft.com/office/drawing/2016/5/14/chartex" xmlns:mc="http://schemas.openxmlformats.org/markup-compatibility/2006" xmlns:aink="http://schemas.microsoft.com/office/drawing/2016/ink" xmlns:am3d="http://schemas.microsoft.com/office/drawing/2017/model3d" xmlns:o="urn:schemas-microsoft-com:office:office" xmlns:oel="http://schemas.microsoft.com/office/2019/extlst" xmlns:r="http://schemas.openxmlformats.org/officeDocument/2006/relationships" xmlns:m="http://schemas.openxmlformats.org/officeDocument/2006/math" xmlns:v="urn:schemas-microsoft-com:vml" xmlns:wp14="http://schemas.microsoft.com/office/word/2010/wordprocessingDrawing" xmlns:wp="http://schemas.openxmlformats.org/drawingml/2006/wordprocessingDrawing" xmlns:w10="urn:schemas-microsoft-com:office:word" xmlns:w="http://schemas.openxmlformats.org/wordprocessingml/2006/main" xmlns:w14="http://schemas.microsoft.com/office/word/2010/wordml" xmlns:w15="http://schemas.microsoft.com/office/word/2012/wordml" xmlns:w16cex="http://schemas.microsoft.com/office/word/2018/wordml/cex" xmlns:w16cid="http://schemas.microsoft.com/office/word/2016/wordml/cid" xmlns:w16="http://schemas.microsoft.com/office/word/2018/wordml" xmlns:w16du="http://schemas.microsoft.com/office/word/2023/wordml/word16du" xmlns:w16sdtdh="http://schemas.microsoft.com/office/word/2020/wordml/sdtdatahash" xmlns:w16se="http://schemas.microsoft.com/office/word/2015/wordml/symex" xmlns:wpg="http://schemas.microsoft.com/office/word/2010/wordprocessingGroup" xmlns:wpi="http://schemas.microsoft.com/office/word/2010/wordprocessingInk" xmlns:wne="http://schemas.microsoft.com/office/word/2006/wordml" xmlns:wps="http://schemas.microsoft.com/office/word/2010/wordprocessingShape" mc:Ignorable="w14 w15 w16se w16cid w16 w16cex w16sdtdh w16du wp14">
+<w:hdr xmlns:wpc="http://schemas.microsoft.com/office/word/2010/wordprocessingCanvas" xmlns:cx="http://schemas.microsoft.com/office/drawing/2014/chartex" xmlns:cx1="http://schemas.microsoft.com/office/drawing/2015/9/8/chartex" xmlns:cx2="http://schemas.microsoft.com/office/drawing/2015/10/21/chartex" xmlns:cx3="http://schemas.microsoft.com/office/drawing/2016/5/9/chartex" xmlns:cx4="http://schemas.microsoft.com/office/drawing/2016/5/10/chartex" xmlns:cx5="http://schemas.microsoft.com/office/drawing/2016/5/11/chartex" xmlns:cx6="http://schemas.microsoft.com/office/drawing/2016/5/12/chartex" xmlns:cx7="http://schemas.microsoft.com/office/drawing/2016/5/13/chartex" xmlns:cx8="http://schemas.microsoft.com/office/drawing/2016/5/14/chartex" xmlns:mc="http://schemas.openxmlformats.org/markup-compatibility/2006" xmlns:aink="http://schemas.microsoft.com/office/drawing/2016/ink" xmlns:am3d="http://schemas.microsoft.com/office/drawing/2017/model3d" xmlns:o="urn:schemas-microsoft-com:office:office" xmlns:oel="http://schemas.microsoft.com/office/2019/extlst" xmlns:r="http://schemas.openxmlformats.org/officeDocument/2006/relationships" xmlns:m="http://schemas.openxmlformats.org/officeDocument/2006/math" xmlns:v="urn:schemas-microsoft-com:vml" xmlns:wp14="http://schemas.microsoft.com/office/word/2010/wordprocessingDrawing" xmlns:wp="http://schemas.openxmlformats.org/drawingml/2006/wordprocessingDrawing" xmlns:w10="urn:schemas-microsoft-com:office:word" xmlns:w="http://schemas.openxmlformats.org/wordprocessingml/2006/main" xmlns:w14="http://schemas.microsoft.com/office/word/2010/wordml" xmlns:w15="http://schemas.microsoft.com/office/word/2012/wordml" xmlns:w16cex="http://schemas.microsoft.com/office/word/2018/wordml/cex" xmlns:w16cid="http://schemas.microsoft.com/office/word/2016/wordml/cid" xmlns:w16="http://schemas.microsoft.com/office/word/2018/wordml" xmlns:w16du="http://schemas.microsoft.com/office/word/2023/wordml/word16du" xmlns:w16sdtdh="http://schemas.microsoft.com/office/word/2020/wordml/sdtdatahash" xmlns:w16sdtfl="http://schemas.microsoft.com/office/word/2024/wordml/sdtformatlock" xmlns:w16se="http://schemas.microsoft.com/office/word/2015/wordml/symex" xmlns:wpg="http://schemas.microsoft.com/office/word/2010/wordprocessingGroup" xmlns:wpi="http://schemas.microsoft.com/office/word/2010/wordprocessingInk" xmlns:wne="http://schemas.microsoft.com/office/word/2006/wordml" xmlns:wps="http://schemas.microsoft.com/office/word/2010/wordprocessingShape" mc:Ignorable="w14 w15 w16se w16cid w16 w16cex w16sdtdh w16sdtfl w16du wp14">
   <w:tbl>
     <w:tblPr>
       <w:tblStyle w:val="Tablaconcuadrcula"/>
@@ -26854,7 +26374,7 @@
 </file>
 
 <file path=word/numbering.xml><?xml version="1.0" encoding="utf-8"?>
-<w:numbering xmlns:wpc="http://schemas.microsoft.com/office/word/2010/wordprocessingCanvas" xmlns:cx="http://schemas.microsoft.com/office/drawing/2014/chartex" xmlns:cx1="http://schemas.microsoft.com/office/drawing/2015/9/8/chartex" xmlns:cx2="http://schemas.microsoft.com/office/drawing/2015/10/21/chartex" xmlns:cx3="http://schemas.microsoft.com/office/drawing/2016/5/9/chartex" xmlns:cx4="http://schemas.microsoft.com/office/drawing/2016/5/10/chartex" xmlns:cx5="http://schemas.microsoft.com/office/drawing/2016/5/11/chartex" xmlns:cx6="http://schemas.microsoft.com/office/drawing/2016/5/12/chartex" xmlns:cx7="http://schemas.microsoft.com/office/drawing/2016/5/13/chartex" xmlns:cx8="http://schemas.microsoft.com/office/drawing/2016/5/14/chartex" xmlns:mc="http://schemas.openxmlformats.org/markup-compatibility/2006" xmlns:aink="http://schemas.microsoft.com/office/drawing/2016/ink" xmlns:am3d="http://schemas.microsoft.com/office/drawing/2017/model3d" xmlns:o="urn:schemas-microsoft-com:office:office" xmlns:oel="http://schemas.microsoft.com/office/2019/extlst" xmlns:r="http://schemas.openxmlformats.org/officeDocument/2006/relationships" xmlns:m="http://schemas.openxmlformats.org/officeDocument/2006/math" xmlns:v="urn:schemas-microsoft-com:vml" xmlns:wp14="http://schemas.microsoft.com/office/word/2010/wordprocessingDrawing" xmlns:wp="http://schemas.openxmlformats.org/drawingml/2006/wordprocessingDrawing" xmlns:w10="urn:schemas-microsoft-com:office:word" xmlns:w="http://schemas.openxmlformats.org/wordprocessingml/2006/main" xmlns:w14="http://schemas.microsoft.com/office/word/2010/wordml" xmlns:w15="http://schemas.microsoft.com/office/word/2012/wordml" xmlns:w16cex="http://schemas.microsoft.com/office/word/2018/wordml/cex" xmlns:w16cid="http://schemas.microsoft.com/office/word/2016/wordml/cid" xmlns:w16="http://schemas.microsoft.com/office/word/2018/wordml" xmlns:w16du="http://schemas.microsoft.com/office/word/2023/wordml/word16du" xmlns:w16sdtdh="http://schemas.microsoft.com/office/word/2020/wordml/sdtdatahash" xmlns:w16se="http://schemas.microsoft.com/office/word/2015/wordml/symex" xmlns:wpg="http://schemas.microsoft.com/office/word/2010/wordprocessingGroup" xmlns:wpi="http://schemas.microsoft.com/office/word/2010/wordprocessingInk" xmlns:wne="http://schemas.microsoft.com/office/word/2006/wordml" xmlns:wps="http://schemas.microsoft.com/office/word/2010/wordprocessingShape" mc:Ignorable="w14 w15 w16se w16cid w16 w16cex w16sdtdh w16du wp14">
+<w:numbering xmlns:wpc="http://schemas.microsoft.com/office/word/2010/wordprocessingCanvas" xmlns:cx="http://schemas.microsoft.com/office/drawing/2014/chartex" xmlns:cx1="http://schemas.microsoft.com/office/drawing/2015/9/8/chartex" xmlns:cx2="http://schemas.microsoft.com/office/drawing/2015/10/21/chartex" xmlns:cx3="http://schemas.microsoft.com/office/drawing/2016/5/9/chartex" xmlns:cx4="http://schemas.microsoft.com/office/drawing/2016/5/10/chartex" xmlns:cx5="http://schemas.microsoft.com/office/drawing/2016/5/11/chartex" xmlns:cx6="http://schemas.microsoft.com/office/drawing/2016/5/12/chartex" xmlns:cx7="http://schemas.microsoft.com/office/drawing/2016/5/13/chartex" xmlns:cx8="http://schemas.microsoft.com/office/drawing/2016/5/14/chartex" xmlns:mc="http://schemas.openxmlformats.org/markup-compatibility/2006" xmlns:aink="http://schemas.microsoft.com/office/drawing/2016/ink" xmlns:am3d="http://schemas.microsoft.com/office/drawing/2017/model3d" xmlns:o="urn:schemas-microsoft-com:office:office" xmlns:oel="http://schemas.microsoft.com/office/2019/extlst" xmlns:r="http://schemas.openxmlformats.org/officeDocument/2006/relationships" xmlns:m="http://schemas.openxmlformats.org/officeDocument/2006/math" xmlns:v="urn:schemas-microsoft-com:vml" xmlns:wp14="http://schemas.microsoft.com/office/word/2010/wordprocessingDrawing" xmlns:wp="http://schemas.openxmlformats.org/drawingml/2006/wordprocessingDrawing" xmlns:w10="urn:schemas-microsoft-com:office:word" xmlns:w="http://schemas.openxmlformats.org/wordprocessingml/2006/main" xmlns:w14="http://schemas.microsoft.com/office/word/2010/wordml" xmlns:w15="http://schemas.microsoft.com/office/word/2012/wordml" xmlns:w16cex="http://schemas.microsoft.com/office/word/2018/wordml/cex" xmlns:w16cid="http://schemas.microsoft.com/office/word/2016/wordml/cid" xmlns:w16="http://schemas.microsoft.com/office/word/2018/wordml" xmlns:w16du="http://schemas.microsoft.com/office/word/2023/wordml/word16du" xmlns:w16sdtdh="http://schemas.microsoft.com/office/word/2020/wordml/sdtdatahash" xmlns:w16sdtfl="http://schemas.microsoft.com/office/word/2024/wordml/sdtformatlock" xmlns:w16se="http://schemas.microsoft.com/office/word/2015/wordml/symex" xmlns:wpg="http://schemas.microsoft.com/office/word/2010/wordprocessingGroup" xmlns:wpi="http://schemas.microsoft.com/office/word/2010/wordprocessingInk" xmlns:wne="http://schemas.microsoft.com/office/word/2006/wordml" xmlns:wps="http://schemas.microsoft.com/office/word/2010/wordprocessingShape" mc:Ignorable="w14 w15 w16se w16cid w16 w16cex w16sdtdh w16sdtfl w16du wp14">
   <w:abstractNum w:abstractNumId="0" w15:restartNumberingAfterBreak="0">
     <w:nsid w:val="05A65B82"/>
     <w:multiLevelType w:val="hybridMultilevel"/>
@@ -30955,7 +30475,7 @@
 </file>
 
 <file path=word/styles.xml><?xml version="1.0" encoding="utf-8"?>
-<w:styles xmlns:mc="http://schemas.openxmlformats.org/markup-compatibility/2006" xmlns:r="http://schemas.openxmlformats.org/officeDocument/2006/relationships" xmlns:w="http://schemas.openxmlformats.org/wordprocessingml/2006/main" xmlns:w14="http://schemas.microsoft.com/office/word/2010/wordml" xmlns:w15="http://schemas.microsoft.com/office/word/2012/wordml" xmlns:w16cex="http://schemas.microsoft.com/office/word/2018/wordml/cex" xmlns:w16cid="http://schemas.microsoft.com/office/word/2016/wordml/cid" xmlns:w16="http://schemas.microsoft.com/office/word/2018/wordml" xmlns:w16du="http://schemas.microsoft.com/office/word/2023/wordml/word16du" xmlns:w16sdtdh="http://schemas.microsoft.com/office/word/2020/wordml/sdtdatahash" xmlns:w16se="http://schemas.microsoft.com/office/word/2015/wordml/symex" mc:Ignorable="w14 w15 w16se w16cid w16 w16cex w16sdtdh w16du">
+<w:styles xmlns:mc="http://schemas.openxmlformats.org/markup-compatibility/2006" xmlns:r="http://schemas.openxmlformats.org/officeDocument/2006/relationships" xmlns:w="http://schemas.openxmlformats.org/wordprocessingml/2006/main" xmlns:w14="http://schemas.microsoft.com/office/word/2010/wordml" xmlns:w15="http://schemas.microsoft.com/office/word/2012/wordml" xmlns:w16cex="http://schemas.microsoft.com/office/word/2018/wordml/cex" xmlns:w16cid="http://schemas.microsoft.com/office/word/2016/wordml/cid" xmlns:w16="http://schemas.microsoft.com/office/word/2018/wordml" xmlns:w16du="http://schemas.microsoft.com/office/word/2023/wordml/word16du" xmlns:w16sdtdh="http://schemas.microsoft.com/office/word/2020/wordml/sdtdatahash" xmlns:w16sdtfl="http://schemas.microsoft.com/office/word/2024/wordml/sdtformatlock" xmlns:w16se="http://schemas.microsoft.com/office/word/2015/wordml/symex" mc:Ignorable="w14 w15 w16se w16cid w16 w16cex w16sdtdh w16sdtfl w16du">
   <w:docDefaults>
     <w:rPrDefault>
       <w:rPr>
@@ -31984,7 +31504,7 @@
       <w:u w:val="single"/>
     </w:rPr>
   </w:style>
-  <w:style w:type="character" w:styleId="Textoennegrita">
+  <w:style w:type="character" w:styleId="Fuerte">
     <w:name w:val="Strong"/>
     <w:basedOn w:val="Fuentedeprrafopredeter"/>
     <w:uiPriority w:val="22"/>
